--- a/docs/仕様書.docx
+++ b/docs/仕様書.docx
@@ -25,7 +25,7 @@
         <w:t xml:space="preserve">main</w:t>
       </w:r>
       <w:r>
-        <w:t xml:space="preserve"> ブランチ時点のコードを基に作成）</w:t>
+        <w:t xml:space="preserve"> ブランチ時点のコードを基に作成。同日、未使用のコード・部品の削除を反映）</w:t>
       </w:r>
     </w:p>
     <w:p>
@@ -892,8 +892,8 @@
         </w:tblBorders>
       </w:tblPr>
       <w:tblGrid>
-        <w:gridCol w:w="1075"/>
-        <w:gridCol w:w="7951"/>
+        <w:gridCol w:w="1114"/>
+        <w:gridCol w:w="7912"/>
       </w:tblGrid>
       <w:tr>
         <w:trPr>
@@ -901,7 +901,7 @@
         </w:trPr>
         <w:tc>
           <w:tcPr>
-            <w:tcW w:type="dxa" w:w="1075"/>
+            <w:tcW w:type="dxa" w:w="1114"/>
             <w:tcBorders>
               <w:top w:val="single" w:color="BFC7D5" w:sz="4"/>
               <w:left w:val="single" w:color="BFC7D5" w:sz="4"/>
@@ -930,7 +930,7 @@
         </w:tc>
         <w:tc>
           <w:tcPr>
-            <w:tcW w:type="dxa" w:w="7951"/>
+            <w:tcW w:type="dxa" w:w="7912"/>
             <w:tcBorders>
               <w:top w:val="single" w:color="BFC7D5" w:sz="4"/>
               <w:left w:val="single" w:color="BFC7D5" w:sz="4"/>
@@ -961,7 +961,7 @@
       <w:tr>
         <w:tc>
           <w:tcPr>
-            <w:tcW w:type="dxa" w:w="1075"/>
+            <w:tcW w:type="dxa" w:w="1114"/>
             <w:tcBorders>
               <w:top w:val="single" w:color="BFC7D5" w:sz="4"/>
               <w:left w:val="single" w:color="BFC7D5" w:sz="4"/>
@@ -987,7 +987,7 @@
         </w:tc>
         <w:tc>
           <w:tcPr>
-            <w:tcW w:type="dxa" w:w="7951"/>
+            <w:tcW w:type="dxa" w:w="7912"/>
             <w:tcBorders>
               <w:top w:val="single" w:color="BFC7D5" w:sz="4"/>
               <w:left w:val="single" w:color="BFC7D5" w:sz="4"/>
@@ -1015,7 +1015,7 @@
       <w:tr>
         <w:tc>
           <w:tcPr>
-            <w:tcW w:type="dxa" w:w="1075"/>
+            <w:tcW w:type="dxa" w:w="1114"/>
             <w:tcBorders>
               <w:top w:val="single" w:color="BFC7D5" w:sz="4"/>
               <w:left w:val="single" w:color="BFC7D5" w:sz="4"/>
@@ -1041,7 +1041,7 @@
         </w:tc>
         <w:tc>
           <w:tcPr>
-            <w:tcW w:type="dxa" w:w="7951"/>
+            <w:tcW w:type="dxa" w:w="7912"/>
             <w:tcBorders>
               <w:top w:val="single" w:color="BFC7D5" w:sz="4"/>
               <w:left w:val="single" w:color="BFC7D5" w:sz="4"/>
@@ -1101,7 +1101,7 @@
       <w:tr>
         <w:tc>
           <w:tcPr>
-            <w:tcW w:type="dxa" w:w="1075"/>
+            <w:tcW w:type="dxa" w:w="1114"/>
             <w:tcBorders>
               <w:top w:val="single" w:color="BFC7D5" w:sz="4"/>
               <w:left w:val="single" w:color="BFC7D5" w:sz="4"/>
@@ -1127,7 +1127,7 @@
         </w:tc>
         <w:tc>
           <w:tcPr>
-            <w:tcW w:type="dxa" w:w="7951"/>
+            <w:tcW w:type="dxa" w:w="7912"/>
             <w:tcBorders>
               <w:top w:val="single" w:color="BFC7D5" w:sz="4"/>
               <w:left w:val="single" w:color="BFC7D5" w:sz="4"/>
@@ -1155,7 +1155,7 @@
       <w:tr>
         <w:tc>
           <w:tcPr>
-            <w:tcW w:type="dxa" w:w="1075"/>
+            <w:tcW w:type="dxa" w:w="1114"/>
             <w:tcBorders>
               <w:top w:val="single" w:color="BFC7D5" w:sz="4"/>
               <w:left w:val="single" w:color="BFC7D5" w:sz="4"/>
@@ -1181,7 +1181,7 @@
         </w:tc>
         <w:tc>
           <w:tcPr>
-            <w:tcW w:type="dxa" w:w="7951"/>
+            <w:tcW w:type="dxa" w:w="7912"/>
             <w:tcBorders>
               <w:top w:val="single" w:color="BFC7D5" w:sz="4"/>
               <w:left w:val="single" w:color="BFC7D5" w:sz="4"/>
@@ -1209,7 +1209,7 @@
       <w:tr>
         <w:tc>
           <w:tcPr>
-            <w:tcW w:type="dxa" w:w="1075"/>
+            <w:tcW w:type="dxa" w:w="1114"/>
             <w:tcBorders>
               <w:top w:val="single" w:color="BFC7D5" w:sz="4"/>
               <w:left w:val="single" w:color="BFC7D5" w:sz="4"/>
@@ -1235,7 +1235,7 @@
         </w:tc>
         <w:tc>
           <w:tcPr>
-            <w:tcW w:type="dxa" w:w="7951"/>
+            <w:tcW w:type="dxa" w:w="7912"/>
             <w:tcBorders>
               <w:top w:val="single" w:color="BFC7D5" w:sz="4"/>
               <w:left w:val="single" w:color="BFC7D5" w:sz="4"/>
@@ -1263,7 +1263,7 @@
       <w:tr>
         <w:tc>
           <w:tcPr>
-            <w:tcW w:type="dxa" w:w="1075"/>
+            <w:tcW w:type="dxa" w:w="1114"/>
             <w:tcBorders>
               <w:top w:val="single" w:color="BFC7D5" w:sz="4"/>
               <w:left w:val="single" w:color="BFC7D5" w:sz="4"/>
@@ -1289,27 +1289,27 @@
         </w:tc>
         <w:tc>
           <w:tcPr>
-            <w:tcW w:type="dxa" w:w="7951"/>
-            <w:tcBorders>
-              <w:top w:val="single" w:color="BFC7D5" w:sz="4"/>
-              <w:left w:val="single" w:color="BFC7D5" w:sz="4"/>
-              <w:bottom w:val="single" w:color="BFC7D5" w:sz="4"/>
-              <w:right w:val="single" w:color="BFC7D5" w:sz="4"/>
-            </w:tcBorders>
-            <w:tcMar>
-              <w:top w:type="dxa" w:w="60"/>
-              <w:left w:type="dxa" w:w="100"/>
-              <w:bottom w:type="dxa" w:w="60"/>
-              <w:right w:type="dxa" w:w="100"/>
-            </w:tcMar>
-          </w:tcPr>
-          <w:p>
-            <w:r>
-              <w:rPr>
-                <w:sz w:val="18"/>
-                <w:szCs w:val="18"/>
-              </w:rPr>
-              <w:t xml:space="preserve">Leaflet / react-leaflet。地図画像は OpenStreetMap（APIキー不要）</w:t>
+            <w:tcW w:type="dxa" w:w="7912"/>
+            <w:tcBorders>
+              <w:top w:val="single" w:color="BFC7D5" w:sz="4"/>
+              <w:left w:val="single" w:color="BFC7D5" w:sz="4"/>
+              <w:bottom w:val="single" w:color="BFC7D5" w:sz="4"/>
+              <w:right w:val="single" w:color="BFC7D5" w:sz="4"/>
+            </w:tcBorders>
+            <w:tcMar>
+              <w:top w:type="dxa" w:w="60"/>
+              <w:left w:type="dxa" w:w="100"/>
+              <w:bottom w:type="dxa" w:w="60"/>
+              <w:right w:type="dxa" w:w="100"/>
+            </w:tcMar>
+          </w:tcPr>
+          <w:p>
+            <w:r>
+              <w:rPr>
+                <w:sz w:val="18"/>
+                <w:szCs w:val="18"/>
+              </w:rPr>
+              <w:t xml:space="preserve">Leaflet。地図画像は OpenStreetMap（APIキー不要）</w:t>
             </w:r>
           </w:p>
         </w:tc>
@@ -1317,7 +1317,7 @@
       <w:tr>
         <w:tc>
           <w:tcPr>
-            <w:tcW w:type="dxa" w:w="1075"/>
+            <w:tcW w:type="dxa" w:w="1114"/>
             <w:tcBorders>
               <w:top w:val="single" w:color="BFC7D5" w:sz="4"/>
               <w:left w:val="single" w:color="BFC7D5" w:sz="4"/>
@@ -1343,7 +1343,7 @@
         </w:tc>
         <w:tc>
           <w:tcPr>
-            <w:tcW w:type="dxa" w:w="7951"/>
+            <w:tcW w:type="dxa" w:w="7912"/>
             <w:tcBorders>
               <w:top w:val="single" w:color="BFC7D5" w:sz="4"/>
               <w:left w:val="single" w:color="BFC7D5" w:sz="4"/>
@@ -1387,7 +1387,7 @@
       <w:tr>
         <w:tc>
           <w:tcPr>
-            <w:tcW w:type="dxa" w:w="1075"/>
+            <w:tcW w:type="dxa" w:w="1114"/>
             <w:tcBorders>
               <w:top w:val="single" w:color="BFC7D5" w:sz="4"/>
               <w:left w:val="single" w:color="BFC7D5" w:sz="4"/>
@@ -1413,7 +1413,7 @@
         </w:tc>
         <w:tc>
           <w:tcPr>
-            <w:tcW w:type="dxa" w:w="7951"/>
+            <w:tcW w:type="dxa" w:w="7912"/>
             <w:tcBorders>
               <w:top w:val="single" w:color="BFC7D5" w:sz="4"/>
               <w:left w:val="single" w:color="BFC7D5" w:sz="4"/>
@@ -1441,7 +1441,7 @@
       <w:tr>
         <w:tc>
           <w:tcPr>
-            <w:tcW w:type="dxa" w:w="1075"/>
+            <w:tcW w:type="dxa" w:w="1114"/>
             <w:tcBorders>
               <w:top w:val="single" w:color="BFC7D5" w:sz="4"/>
               <w:left w:val="single" w:color="BFC7D5" w:sz="4"/>
@@ -1467,7 +1467,7 @@
         </w:tc>
         <w:tc>
           <w:tcPr>
-            <w:tcW w:type="dxa" w:w="7951"/>
+            <w:tcW w:type="dxa" w:w="7912"/>
             <w:tcBorders>
               <w:top w:val="single" w:color="BFC7D5" w:sz="4"/>
               <w:left w:val="single" w:color="BFC7D5" w:sz="4"/>
@@ -1495,7 +1495,7 @@
       <w:tr>
         <w:tc>
           <w:tcPr>
-            <w:tcW w:type="dxa" w:w="1075"/>
+            <w:tcW w:type="dxa" w:w="1114"/>
             <w:tcBorders>
               <w:top w:val="single" w:color="BFC7D5" w:sz="4"/>
               <w:left w:val="single" w:color="BFC7D5" w:sz="4"/>
@@ -1521,7 +1521,7 @@
         </w:tc>
         <w:tc>
           <w:tcPr>
-            <w:tcW w:type="dxa" w:w="7951"/>
+            <w:tcW w:type="dxa" w:w="7912"/>
             <w:tcBorders>
               <w:top w:val="single" w:color="BFC7D5" w:sz="4"/>
               <w:left w:val="single" w:color="BFC7D5" w:sz="4"/>
@@ -1549,7 +1549,7 @@
       <w:tr>
         <w:tc>
           <w:tcPr>
-            <w:tcW w:type="dxa" w:w="1075"/>
+            <w:tcW w:type="dxa" w:w="1114"/>
             <w:tcBorders>
               <w:top w:val="single" w:color="BFC7D5" w:sz="4"/>
               <w:left w:val="single" w:color="BFC7D5" w:sz="4"/>
@@ -1575,7 +1575,7 @@
         </w:tc>
         <w:tc>
           <w:tcPr>
-            <w:tcW w:type="dxa" w:w="7951"/>
+            <w:tcW w:type="dxa" w:w="7912"/>
             <w:tcBorders>
               <w:top w:val="single" w:color="BFC7D5" w:sz="4"/>
               <w:left w:val="single" w:color="BFC7D5" w:sz="4"/>
@@ -1603,7 +1603,7 @@
       <w:tr>
         <w:tc>
           <w:tcPr>
-            <w:tcW w:type="dxa" w:w="1075"/>
+            <w:tcW w:type="dxa" w:w="1114"/>
             <w:tcBorders>
               <w:top w:val="single" w:color="BFC7D5" w:sz="4"/>
               <w:left w:val="single" w:color="BFC7D5" w:sz="4"/>
@@ -1629,59 +1629,27 @@
         </w:tc>
         <w:tc>
           <w:tcPr>
-            <w:tcW w:type="dxa" w:w="7951"/>
-            <w:tcBorders>
-              <w:top w:val="single" w:color="BFC7D5" w:sz="4"/>
-              <w:left w:val="single" w:color="BFC7D5" w:sz="4"/>
-              <w:bottom w:val="single" w:color="BFC7D5" w:sz="4"/>
-              <w:right w:val="single" w:color="BFC7D5" w:sz="4"/>
-            </w:tcBorders>
-            <w:tcMar>
-              <w:top w:type="dxa" w:w="60"/>
-              <w:left w:type="dxa" w:w="100"/>
-              <w:bottom w:type="dxa" w:w="60"/>
-              <w:right w:type="dxa" w:w="100"/>
-            </w:tcMar>
-          </w:tcPr>
-          <w:p>
-            <w:r>
-              <w:rPr>
-                <w:sz w:val="18"/>
-                <w:szCs w:val="18"/>
-              </w:rPr>
-              <w:t xml:space="preserve">cross-env（本番起動時の環境変数指定）。</w:t>
-            </w:r>
-            <w:r>
-              <w:rPr>
-                <w:rFonts w:ascii="Consolas" w:cs="Consolas" w:eastAsia="Consolas" w:hAnsi="Consolas"/>
-                <w:sz w:val="18"/>
-                <w:szCs w:val="18"/>
-                <w:shd w:fill="EEF1F5" w:color="auto" w:val="clear"/>
-              </w:rPr>
-              <w:t xml:space="preserve">@dnd-kit</w:t>
-            </w:r>
-            <w:r>
-              <w:rPr>
-                <w:sz w:val="18"/>
-                <w:szCs w:val="18"/>
-              </w:rPr>
-              <w:t xml:space="preserve"> と </w:t>
-            </w:r>
-            <w:r>
-              <w:rPr>
-                <w:rFonts w:ascii="Consolas" w:cs="Consolas" w:eastAsia="Consolas" w:hAnsi="Consolas"/>
-                <w:sz w:val="18"/>
-                <w:szCs w:val="18"/>
-                <w:shd w:fill="EEF1F5" w:color="auto" w:val="clear"/>
-              </w:rPr>
-              <w:t xml:space="preserve">recharts</w:t>
-            </w:r>
-            <w:r>
-              <w:rPr>
-                <w:sz w:val="18"/>
-                <w:szCs w:val="18"/>
-              </w:rPr>
-              <w:t xml:space="preserve"> は依存関係に残っているが、現在の画面では使っていない</w:t>
+            <w:tcW w:type="dxa" w:w="7912"/>
+            <w:tcBorders>
+              <w:top w:val="single" w:color="BFC7D5" w:sz="4"/>
+              <w:left w:val="single" w:color="BFC7D5" w:sz="4"/>
+              <w:bottom w:val="single" w:color="BFC7D5" w:sz="4"/>
+              <w:right w:val="single" w:color="BFC7D5" w:sz="4"/>
+            </w:tcBorders>
+            <w:tcMar>
+              <w:top w:type="dxa" w:w="60"/>
+              <w:left w:type="dxa" w:w="100"/>
+              <w:bottom w:type="dxa" w:w="60"/>
+              <w:right w:type="dxa" w:w="100"/>
+            </w:tcMar>
+          </w:tcPr>
+          <w:p>
+            <w:r>
+              <w:rPr>
+                <w:sz w:val="18"/>
+                <w:szCs w:val="18"/>
+              </w:rPr>
+              <w:t xml:space="preserve">cross-env（本番起動時の環境変数指定）</w:t>
             </w:r>
           </w:p>
         </w:tc>
@@ -12775,7 +12743,7 @@
         </w:numPr>
       </w:pPr>
       <w:r>
-        <w:t xml:space="preserve">本社での積み込み時間（既定30分）は概算値</w:t>
+        <w:t xml:space="preserve">本社での積み込み時間（既定30分）は概算値。実際の所要時間が分かったらシステム設定画面で変更する</w:t>
       </w:r>
     </w:p>
     <w:p>
@@ -12788,68 +12756,6 @@
       </w:pPr>
       <w:r>
         <w:t xml:space="preserve">地図画像は OpenStreetMap の公式サーバーを使っている。業務での利用規模と利用規約の確認が必要</w:t>
-      </w:r>
-    </w:p>
-    <w:p>
-      <w:pPr>
-        <w:pStyle w:val="ListParagraph"/>
-        <w:numPr>
-          <w:ilvl w:val="0"/>
-          <w:numId w:val="2"/>
-        </w:numPr>
-      </w:pPr>
-      <w:r>
-        <w:t xml:space="preserve">使われていないコード: </w:t>
-      </w:r>
-      <w:r>
-        <w:rPr>
-          <w:rFonts w:ascii="Consolas" w:cs="Consolas" w:eastAsia="Consolas" w:hAnsi="Consolas"/>
-          <w:shd w:fill="EEF1F5" w:color="auto" w:val="clear"/>
-        </w:rPr>
-        <w:t xml:space="preserve">src/components/plans/RouteCard.tsx</w:t>
-      </w:r>
-      <w:r>
-        <w:t xml:space="preserve">、</w:t>
-      </w:r>
-      <w:r>
-        <w:rPr>
-          <w:rFonts w:ascii="Consolas" w:cs="Consolas" w:eastAsia="Consolas" w:hAnsi="Consolas"/>
-          <w:shd w:fill="EEF1F5" w:color="auto" w:val="clear"/>
-        </w:rPr>
-        <w:t xml:space="preserve">src/components/dashboard/WeeklyChart.tsx</w:t>
-      </w:r>
-      <w:r>
-        <w:t xml:space="preserve">、</w:t>
-      </w:r>
-      <w:r>
-        <w:rPr>
-          <w:rFonts w:ascii="Consolas" w:cs="Consolas" w:eastAsia="Consolas" w:hAnsi="Consolas"/>
-          <w:shd w:fill="EEF1F5" w:color="auto" w:val="clear"/>
-        </w:rPr>
-        <w:t xml:space="preserve">/api/plans/[id]/optimize</w:t>
-      </w:r>
-      <w:r>
-        <w:t xml:space="preserve"> 内の旧k-means分岐。依存関係の </w:t>
-      </w:r>
-      <w:r>
-        <w:rPr>
-          <w:rFonts w:ascii="Consolas" w:cs="Consolas" w:eastAsia="Consolas" w:hAnsi="Consolas"/>
-          <w:shd w:fill="EEF1F5" w:color="auto" w:val="clear"/>
-        </w:rPr>
-        <w:t xml:space="preserve">@dnd-kit</w:t>
-      </w:r>
-      <w:r>
-        <w:t xml:space="preserve">・</w:t>
-      </w:r>
-      <w:r>
-        <w:rPr>
-          <w:rFonts w:ascii="Consolas" w:cs="Consolas" w:eastAsia="Consolas" w:hAnsi="Consolas"/>
-          <w:shd w:fill="EEF1F5" w:color="auto" w:val="clear"/>
-        </w:rPr>
-        <w:t xml:space="preserve">recharts</w:t>
-      </w:r>
-      <w:r>
-        <w:t xml:space="preserve"> も未使用</w:t>
       </w:r>
     </w:p>
     <w:sectPr>
@@ -13350,6 +13256,24 @@
       <w:szCs w:val="20"/>
     </w:rPr>
   </w:style>
+  <w:style w:type="paragraph" w:styleId="Heading3">
+    <w:name w:val="Heading 3"/>
+    <w:basedOn w:val="Normal"/>
+    <w:next w:val="Normal"/>
+    <w:qFormat/>
+    <w:pPr>
+      <w:spacing w:after="80" w:before="200"/>
+      <w:outlineLvl w:val="2"/>
+    </w:pPr>
+    <w:rPr>
+      <w:rFonts w:ascii="Yu Gothic" w:cs="Yu Gothic" w:eastAsia="Yu Gothic" w:hAnsi="Yu Gothic"/>
+      <w:b/>
+      <w:bCs/>
+      <w:color w:val="1B2333"/>
+      <w:sz w:val="21"/>
+      <w:szCs w:val="21"/>
+    </w:rPr>
+  </w:style>
   <w:style w:type="paragraph" w:styleId="Heading2">
     <w:name w:val="Heading 2"/>
     <w:basedOn w:val="Normal"/>

--- a/docs/仕様書.docx
+++ b/docs/仕様書.docx
@@ -15,7 +15,7 @@
         <w:spacing w:after="120"/>
       </w:pPr>
       <w:r>
-        <w:t xml:space="preserve">最終更新: 2026-10-14（</w:t>
+        <w:t xml:space="preserve">最終更新: 2026-10-15（</w:t>
       </w:r>
       <w:r>
         <w:rPr>
@@ -25,7 +25,7 @@
         <w:t xml:space="preserve">main</w:t>
       </w:r>
       <w:r>
-        <w:t xml:space="preserve"> ブランチ時点のコードを基に作成。同日、未使用のコード・部品の削除を反映）</w:t>
+        <w:t xml:space="preserve"> ブランチ時点のコードを基に作成。10-15の変更＝商品の削除とCSV一括登録、配送先CSVの改善、荷台寸法の必須化と容積上限の自動計算、積載利用率の全体適用、ダッシュボードの帰社表示を反映）</w:t>
       </w:r>
     </w:p>
     <w:p>
@@ -591,6 +591,34 @@
         </w:p>
         <w:p>
           <w:pPr>
+            <w:pStyle w:val="TOC2"/>
+            <w:tabs>
+              <w:tab w:val="clear" w:pos="8786"/>
+              <w:tab w:val="right" w:pos="9025" w:leader="dot"/>
+            </w:tabs>
+          </w:pPr>
+          <w:r>
+            <w:t xml:space="default">6.7 ダッシュボードの帰社予定（returnEstimate.ts の estimateReturnEta）</w:t>
+            <w:tab/>
+            <w:t xml:space="default"/>
+          </w:r>
+        </w:p>
+        <w:p>
+          <w:pPr>
+            <w:pStyle w:val="TOC2"/>
+            <w:tabs>
+              <w:tab w:val="clear" w:pos="8786"/>
+              <w:tab w:val="right" w:pos="9025" w:leader="dot"/>
+            </w:tabs>
+          </w:pPr>
+          <w:r>
+            <w:t xml:space="default">6.8 CSVの読み取り（csvImport.ts）</w:t>
+            <w:tab/>
+            <w:t xml:space="default"/>
+          </w:r>
+        </w:p>
+        <w:p>
+          <w:pPr>
             <w:pStyle w:val="TOC1"/>
             <w:tabs>
               <w:tab w:val="clear" w:pos="9026"/>
@@ -1433,7 +1461,7 @@
                 <w:sz w:val="18"/>
                 <w:szCs w:val="18"/>
               </w:rPr>
-              <w:t xml:space="preserve">papaparse（配送先の一括登録）</w:t>
+              <w:t xml:space="preserve">papaparse（配送先・商品の一括登録。文字コードはUTF-8とShift_JISを自動判定）</w:t>
             </w:r>
           </w:p>
         </w:tc>
@@ -2728,9 +2756,9 @@
         </w:tblBorders>
       </w:tblPr>
       <w:tblGrid>
-        <w:gridCol w:w="836"/>
-        <w:gridCol w:w="1616"/>
-        <w:gridCol w:w="6574"/>
+        <w:gridCol w:w="715"/>
+        <w:gridCol w:w="1235"/>
+        <w:gridCol w:w="7076"/>
       </w:tblGrid>
       <w:tr>
         <w:trPr>
@@ -2738,7 +2766,7 @@
         </w:trPr>
         <w:tc>
           <w:tcPr>
-            <w:tcW w:type="dxa" w:w="836"/>
+            <w:tcW w:type="dxa" w:w="715"/>
             <w:tcBorders>
               <w:top w:val="single" w:color="BFC7D5" w:sz="4"/>
               <w:left w:val="single" w:color="BFC7D5" w:sz="4"/>
@@ -2767,7 +2795,7 @@
         </w:tc>
         <w:tc>
           <w:tcPr>
-            <w:tcW w:type="dxa" w:w="1616"/>
+            <w:tcW w:type="dxa" w:w="1235"/>
             <w:tcBorders>
               <w:top w:val="single" w:color="BFC7D5" w:sz="4"/>
               <w:left w:val="single" w:color="BFC7D5" w:sz="4"/>
@@ -2796,7 +2824,7 @@
         </w:tc>
         <w:tc>
           <w:tcPr>
-            <w:tcW w:type="dxa" w:w="6574"/>
+            <w:tcW w:type="dxa" w:w="7076"/>
             <w:tcBorders>
               <w:top w:val="single" w:color="BFC7D5" w:sz="4"/>
               <w:left w:val="single" w:color="BFC7D5" w:sz="4"/>
@@ -2827,7 +2855,7 @@
       <w:tr>
         <w:tc>
           <w:tcPr>
-            <w:tcW w:type="dxa" w:w="836"/>
+            <w:tcW w:type="dxa" w:w="715"/>
             <w:tcBorders>
               <w:top w:val="single" w:color="BFC7D5" w:sz="4"/>
               <w:left w:val="single" w:color="BFC7D5" w:sz="4"/>
@@ -2855,7 +2883,7 @@
         </w:tc>
         <w:tc>
           <w:tcPr>
-            <w:tcW w:type="dxa" w:w="1616"/>
+            <w:tcW w:type="dxa" w:w="1235"/>
             <w:tcBorders>
               <w:top w:val="single" w:color="BFC7D5" w:sz="4"/>
               <w:left w:val="single" w:color="BFC7D5" w:sz="4"/>
@@ -2881,7 +2909,7 @@
         </w:tc>
         <w:tc>
           <w:tcPr>
-            <w:tcW w:type="dxa" w:w="6574"/>
+            <w:tcW w:type="dxa" w:w="7076"/>
             <w:tcBorders>
               <w:top w:val="single" w:color="BFC7D5" w:sz="4"/>
               <w:left w:val="single" w:color="BFC7D5" w:sz="4"/>
@@ -2959,7 +2987,7 @@
       <w:tr>
         <w:tc>
           <w:tcPr>
-            <w:tcW w:type="dxa" w:w="836"/>
+            <w:tcW w:type="dxa" w:w="715"/>
             <w:tcBorders>
               <w:top w:val="single" w:color="BFC7D5" w:sz="4"/>
               <w:left w:val="single" w:color="BFC7D5" w:sz="4"/>
@@ -2987,7 +3015,7 @@
         </w:tc>
         <w:tc>
           <w:tcPr>
-            <w:tcW w:type="dxa" w:w="1616"/>
+            <w:tcW w:type="dxa" w:w="1235"/>
             <w:tcBorders>
               <w:top w:val="single" w:color="BFC7D5" w:sz="4"/>
               <w:left w:val="single" w:color="BFC7D5" w:sz="4"/>
@@ -3013,7 +3041,7 @@
         </w:tc>
         <w:tc>
           <w:tcPr>
-            <w:tcW w:type="dxa" w:w="6574"/>
+            <w:tcW w:type="dxa" w:w="7076"/>
             <w:tcBorders>
               <w:top w:val="single" w:color="BFC7D5" w:sz="4"/>
               <w:left w:val="single" w:color="BFC7D5" w:sz="4"/>
@@ -3146,7 +3174,7 @@
       <w:tr>
         <w:tc>
           <w:tcPr>
-            <w:tcW w:type="dxa" w:w="836"/>
+            <w:tcW w:type="dxa" w:w="715"/>
             <w:tcBorders>
               <w:top w:val="single" w:color="BFC7D5" w:sz="4"/>
               <w:left w:val="single" w:color="BFC7D5" w:sz="4"/>
@@ -3174,7 +3202,7 @@
         </w:tc>
         <w:tc>
           <w:tcPr>
-            <w:tcW w:type="dxa" w:w="1616"/>
+            <w:tcW w:type="dxa" w:w="1235"/>
             <w:tcBorders>
               <w:top w:val="single" w:color="BFC7D5" w:sz="4"/>
               <w:left w:val="single" w:color="BFC7D5" w:sz="4"/>
@@ -3200,7 +3228,7 @@
         </w:tc>
         <w:tc>
           <w:tcPr>
-            <w:tcW w:type="dxa" w:w="6574"/>
+            <w:tcW w:type="dxa" w:w="7076"/>
             <w:tcBorders>
               <w:top w:val="single" w:color="BFC7D5" w:sz="4"/>
               <w:left w:val="single" w:color="BFC7D5" w:sz="4"/>
@@ -3253,7 +3281,7 @@
       <w:tr>
         <w:tc>
           <w:tcPr>
-            <w:tcW w:type="dxa" w:w="836"/>
+            <w:tcW w:type="dxa" w:w="715"/>
             <w:tcBorders>
               <w:top w:val="single" w:color="BFC7D5" w:sz="4"/>
               <w:left w:val="single" w:color="BFC7D5" w:sz="4"/>
@@ -3281,7 +3309,7 @@
         </w:tc>
         <w:tc>
           <w:tcPr>
-            <w:tcW w:type="dxa" w:w="1616"/>
+            <w:tcW w:type="dxa" w:w="1235"/>
             <w:tcBorders>
               <w:top w:val="single" w:color="BFC7D5" w:sz="4"/>
               <w:left w:val="single" w:color="BFC7D5" w:sz="4"/>
@@ -3307,7 +3335,7 @@
         </w:tc>
         <w:tc>
           <w:tcPr>
-            <w:tcW w:type="dxa" w:w="6574"/>
+            <w:tcW w:type="dxa" w:w="7076"/>
             <w:tcBorders>
               <w:top w:val="single" w:color="BFC7D5" w:sz="4"/>
               <w:left w:val="single" w:color="BFC7D5" w:sz="4"/>
@@ -3368,7 +3396,7 @@
                 <w:sz w:val="18"/>
                 <w:szCs w:val="18"/>
               </w:rPr>
-              <w:t xml:space="preserve">、</w:t>
+              <w:t xml:space="preserve">（登録・表示のみで計算には使わない）、</w:t>
             </w:r>
             <w:r>
               <w:rPr>
@@ -3377,6 +3405,54 @@
                 <w:szCs w:val="18"/>
                 <w:shd w:fill="EEF1F5" w:color="auto" w:val="clear"/>
               </w:rPr>
+              <w:t xml:space="preserve">bedWidth</w:t>
+            </w:r>
+            <w:r>
+              <w:rPr>
+                <w:sz w:val="18"/>
+                <w:szCs w:val="18"/>
+              </w:rPr>
+              <w:t xml:space="preserve">/</w:t>
+            </w:r>
+            <w:r>
+              <w:rPr>
+                <w:rFonts w:ascii="Consolas" w:cs="Consolas" w:eastAsia="Consolas" w:hAnsi="Consolas"/>
+                <w:sz w:val="18"/>
+                <w:szCs w:val="18"/>
+                <w:shd w:fill="EEF1F5" w:color="auto" w:val="clear"/>
+              </w:rPr>
+              <w:t xml:space="preserve">bedDepth</w:t>
+            </w:r>
+            <w:r>
+              <w:rPr>
+                <w:sz w:val="18"/>
+                <w:szCs w:val="18"/>
+              </w:rPr>
+              <w:t xml:space="preserve">/</w:t>
+            </w:r>
+            <w:r>
+              <w:rPr>
+                <w:rFonts w:ascii="Consolas" w:cs="Consolas" w:eastAsia="Consolas" w:hAnsi="Consolas"/>
+                <w:sz w:val="18"/>
+                <w:szCs w:val="18"/>
+                <w:shd w:fill="EEF1F5" w:color="auto" w:val="clear"/>
+              </w:rPr>
+              <w:t xml:space="preserve">bedHeight</w:t>
+            </w:r>
+            <w:r>
+              <w:rPr>
+                <w:sz w:val="18"/>
+                <w:szCs w:val="18"/>
+              </w:rPr>
+              <w:t xml:space="preserve">（荷台内寸、m。画面・APIでは必須）、</w:t>
+            </w:r>
+            <w:r>
+              <w:rPr>
+                <w:rFonts w:ascii="Consolas" w:cs="Consolas" w:eastAsia="Consolas" w:hAnsi="Consolas"/>
+                <w:sz w:val="18"/>
+                <w:szCs w:val="18"/>
+                <w:shd w:fill="EEF1F5" w:color="auto" w:val="clear"/>
+              </w:rPr>
               <w:t xml:space="preserve">capacityM3</w:t>
             </w:r>
             <w:r>
@@ -3384,55 +3460,7 @@
                 <w:sz w:val="18"/>
                 <w:szCs w:val="18"/>
               </w:rPr>
-              <w:t xml:space="preserve">（積載可能容積）、</w:t>
-            </w:r>
-            <w:r>
-              <w:rPr>
-                <w:rFonts w:ascii="Consolas" w:cs="Consolas" w:eastAsia="Consolas" w:hAnsi="Consolas"/>
-                <w:sz w:val="18"/>
-                <w:szCs w:val="18"/>
-                <w:shd w:fill="EEF1F5" w:color="auto" w:val="clear"/>
-              </w:rPr>
-              <w:t xml:space="preserve">bedWidth</w:t>
-            </w:r>
-            <w:r>
-              <w:rPr>
-                <w:sz w:val="18"/>
-                <w:szCs w:val="18"/>
-              </w:rPr>
-              <w:t xml:space="preserve">/</w:t>
-            </w:r>
-            <w:r>
-              <w:rPr>
-                <w:rFonts w:ascii="Consolas" w:cs="Consolas" w:eastAsia="Consolas" w:hAnsi="Consolas"/>
-                <w:sz w:val="18"/>
-                <w:szCs w:val="18"/>
-                <w:shd w:fill="EEF1F5" w:color="auto" w:val="clear"/>
-              </w:rPr>
-              <w:t xml:space="preserve">bedDepth</w:t>
-            </w:r>
-            <w:r>
-              <w:rPr>
-                <w:sz w:val="18"/>
-                <w:szCs w:val="18"/>
-              </w:rPr>
-              <w:t xml:space="preserve">/</w:t>
-            </w:r>
-            <w:r>
-              <w:rPr>
-                <w:rFonts w:ascii="Consolas" w:cs="Consolas" w:eastAsia="Consolas" w:hAnsi="Consolas"/>
-                <w:sz w:val="18"/>
-                <w:szCs w:val="18"/>
-                <w:shd w:fill="EEF1F5" w:color="auto" w:val="clear"/>
-              </w:rPr>
-              <w:t xml:space="preserve">bedHeight</w:t>
-            </w:r>
-            <w:r>
-              <w:rPr>
-                <w:sz w:val="18"/>
-                <w:szCs w:val="18"/>
-              </w:rPr>
-              <w:t xml:space="preserve">（荷台内寸）、</w:t>
+              <w:t xml:space="preserve">（積載可能容積。荷台寸法から自動計算して保存する）、</w:t>
             </w:r>
             <w:r>
               <w:rPr>
@@ -3465,7 +3493,7 @@
       <w:tr>
         <w:tc>
           <w:tcPr>
-            <w:tcW w:type="dxa" w:w="836"/>
+            <w:tcW w:type="dxa" w:w="715"/>
             <w:tcBorders>
               <w:top w:val="single" w:color="BFC7D5" w:sz="4"/>
               <w:left w:val="single" w:color="BFC7D5" w:sz="4"/>
@@ -3493,7 +3521,7 @@
         </w:tc>
         <w:tc>
           <w:tcPr>
-            <w:tcW w:type="dxa" w:w="1616"/>
+            <w:tcW w:type="dxa" w:w="1235"/>
             <w:tcBorders>
               <w:top w:val="single" w:color="BFC7D5" w:sz="4"/>
               <w:left w:val="single" w:color="BFC7D5" w:sz="4"/>
@@ -3519,7 +3547,7 @@
         </w:tc>
         <w:tc>
           <w:tcPr>
-            <w:tcW w:type="dxa" w:w="6574"/>
+            <w:tcW w:type="dxa" w:w="7076"/>
             <w:tcBorders>
               <w:top w:val="single" w:color="BFC7D5" w:sz="4"/>
               <w:left w:val="single" w:color="BFC7D5" w:sz="4"/>
@@ -3564,7 +3592,7 @@
                 <w:sz w:val="18"/>
                 <w:szCs w:val="18"/>
               </w:rPr>
-              <w:t xml:space="preserve">、</w:t>
+              <w:t xml:space="preserve">（入力した住所）、</w:t>
             </w:r>
             <w:r>
               <w:rPr>
@@ -3580,7 +3608,7 @@
                 <w:sz w:val="18"/>
                 <w:szCs w:val="18"/>
               </w:rPr>
-              <w:t xml:space="preserve">、</w:t>
+              <w:t xml:space="preserve">（住所検索で一致した場所の名前。番地まで一致しないと町名・市までになる）、</w:t>
             </w:r>
             <w:r>
               <w:rPr>
@@ -3645,7 +3673,7 @@
       <w:tr>
         <w:tc>
           <w:tcPr>
-            <w:tcW w:type="dxa" w:w="836"/>
+            <w:tcW w:type="dxa" w:w="715"/>
             <w:tcBorders>
               <w:top w:val="single" w:color="BFC7D5" w:sz="4"/>
               <w:left w:val="single" w:color="BFC7D5" w:sz="4"/>
@@ -3673,7 +3701,7 @@
         </w:tc>
         <w:tc>
           <w:tcPr>
-            <w:tcW w:type="dxa" w:w="1616"/>
+            <w:tcW w:type="dxa" w:w="1235"/>
             <w:tcBorders>
               <w:top w:val="single" w:color="BFC7D5" w:sz="4"/>
               <w:left w:val="single" w:color="BFC7D5" w:sz="4"/>
@@ -3699,7 +3727,7 @@
         </w:tc>
         <w:tc>
           <w:tcPr>
-            <w:tcW w:type="dxa" w:w="6574"/>
+            <w:tcW w:type="dxa" w:w="7076"/>
             <w:tcBorders>
               <w:top w:val="single" w:color="BFC7D5" w:sz="4"/>
               <w:left w:val="single" w:color="BFC7D5" w:sz="4"/>
@@ -3784,7 +3812,7 @@
       <w:tr>
         <w:tc>
           <w:tcPr>
-            <w:tcW w:type="dxa" w:w="836"/>
+            <w:tcW w:type="dxa" w:w="715"/>
             <w:tcBorders>
               <w:top w:val="single" w:color="BFC7D5" w:sz="4"/>
               <w:left w:val="single" w:color="BFC7D5" w:sz="4"/>
@@ -3812,7 +3840,7 @@
         </w:tc>
         <w:tc>
           <w:tcPr>
-            <w:tcW w:type="dxa" w:w="1616"/>
+            <w:tcW w:type="dxa" w:w="1235"/>
             <w:tcBorders>
               <w:top w:val="single" w:color="BFC7D5" w:sz="4"/>
               <w:left w:val="single" w:color="BFC7D5" w:sz="4"/>
@@ -3870,7 +3898,7 @@
         </w:tc>
         <w:tc>
           <w:tcPr>
-            <w:tcW w:type="dxa" w:w="6574"/>
+            <w:tcW w:type="dxa" w:w="7076"/>
             <w:tcBorders>
               <w:top w:val="single" w:color="BFC7D5" w:sz="4"/>
               <w:left w:val="single" w:color="BFC7D5" w:sz="4"/>
@@ -3933,7 +3961,17 @@
         <w:t xml:space="preserve">Truck.status = RETIRED</w:t>
       </w:r>
       <w:r>
-        <w:t xml:space="preserve"> にする。削除済みは編集できず、一覧では薄いグレーで表示する。配送先は使われている場合は削除自体を拒否する。商品は削除機能がない。ユーザーは常に物理削除。</w:t>
+        <w:t xml:space="preserve"> にする。削除済みは編集できず、一覧では薄いグレーで表示する。配送先は使われている場合は削除自体を拒否する。商品は物理削除する。ただし本日以降（日本時間）の未完了の停車地の荷物で使われている商品は削除を拒否する（荷物受付は商品の紐付けがない荷物を保存時に捨てるため）。過去の荷物は商品名・寸法を自分で持っているので、紐付け（</w:t>
+      </w:r>
+      <w:r>
+        <w:rPr>
+          <w:rFonts w:ascii="Consolas" w:cs="Consolas" w:eastAsia="Consolas" w:hAnsi="Consolas"/>
+          <w:shd w:fill="EEF1F5" w:color="auto" w:val="clear"/>
+        </w:rPr>
+        <w:t xml:space="preserve">productId</w:t>
+      </w:r>
+      <w:r>
+        <w:t xml:space="preserve">）が外れるだけで表示に影響しない。ユーザーは常に物理削除。</w:t>
       </w:r>
     </w:p>
     <w:p>
@@ -5328,19 +5366,53 @@
         </w:numPr>
       </w:pPr>
       <w:r>
-        <w:t xml:space="preserve">ドライバー稼働状況: 進行中 / 配達完了 / 待機中に分けて表示。進行中は「N/M便」、帰社済みは「帰社」バッジ</w:t>
-      </w:r>
-    </w:p>
-    <w:p>
-      <w:pPr>
-        <w:pStyle w:val="ListParagraph"/>
-        <w:numPr>
-          <w:ilvl w:val="0"/>
-          <w:numId w:val="2"/>
-        </w:numPr>
-      </w:pPr>
-      <w:r>
-        <w:t xml:space="preserve">本日の配送ルート: ルートごとのカード。停車地一覧に便番号、運行状況のバッジ、帰社バッジ</w:t>
+        <w:t xml:space="preserve">ドライバー稼働状況: 待機中 / 進行中 / 配達完了の3つの欄に分けて表示する（画面幅1280px以上で3つ横並び、1024〜1279pxは2つ並び）。進行中は「N/M便」バッジ</w:t>
+      </w:r>
+    </w:p>
+    <w:p>
+      <w:pPr>
+        <w:pStyle w:val="ListParagraph"/>
+        <w:numPr>
+          <w:ilvl w:val="1"/>
+          <w:numId w:val="2"/>
+        </w:numPr>
+      </w:pPr>
+      <w:r>
+        <w:t xml:space="preserve">配達完了の欄だけは、ドライバー・トラック・帰社の3列で1行に並べる（区分の列は出さない）。帰社の列は「帰社途中 HH:mm予定」（オレンジ系）か「帰社済み HH:mm」（緑系）</w:t>
+      </w:r>
+    </w:p>
+    <w:p>
+      <w:pPr>
+        <w:pStyle w:val="ListParagraph"/>
+        <w:numPr>
+          <w:ilvl w:val="0"/>
+          <w:numId w:val="2"/>
+        </w:numPr>
+      </w:pPr>
+      <w:r>
+        <w:t xml:space="preserve">本日の配送ルート: ルートごとのカード。停車地一覧に便番号、運行状況のバッジ。配達完了のカードには、同じ「帰社途中／帰社済み」をカード幅の帯で表示する（表示は </w:t>
+      </w:r>
+      <w:r>
+        <w:rPr>
+          <w:rFonts w:ascii="Consolas" w:cs="Consolas" w:eastAsia="Consolas" w:hAnsi="Consolas"/>
+          <w:shd w:fill="EEF1F5" w:color="auto" w:val="clear"/>
+        </w:rPr>
+        <w:t xml:space="preserve">src/components/dashboard/ReturnStatus.tsx</w:t>
+      </w:r>
+      <w:r>
+        <w:t xml:space="preserve"> で共通化）</w:t>
+      </w:r>
+    </w:p>
+    <w:p>
+      <w:pPr>
+        <w:pStyle w:val="ListParagraph"/>
+        <w:numPr>
+          <w:ilvl w:val="0"/>
+          <w:numId w:val="2"/>
+        </w:numPr>
+      </w:pPr>
+      <w:r>
+        <w:t xml:space="preserve">帰社途中の帰社予定時刻は6.7節の方法で求める</w:t>
       </w:r>
     </w:p>
     <w:p>
@@ -5361,6 +5433,19 @@
         </w:rPr>
         <w:t xml:space="preserve">GET /api/dashboard?date=YYYY-MM-DD</w:t>
       </w:r>
+      <w:r>
+        <w:t xml:space="preserve">（帰社途中のルートには </w:t>
+      </w:r>
+      <w:r>
+        <w:rPr>
+          <w:rFonts w:ascii="Consolas" w:cs="Consolas" w:eastAsia="Consolas" w:hAnsi="Consolas"/>
+          <w:shd w:fill="EEF1F5" w:color="auto" w:val="clear"/>
+        </w:rPr>
+        <w:t xml:space="preserve">returnEta</w:t>
+      </w:r>
+      <w:r>
+        <w:t xml:space="preserve"> を付ける）</w:t>
+      </w:r>
     </w:p>
     <w:p>
       <w:pPr>
@@ -5433,7 +5518,7 @@
         </w:numPr>
       </w:pPr>
       <w:r>
-        <w:t xml:space="preserve">その日の容積の見込み（登録済みトラックの容積合計×想定往復回数×積載率に対する使用量）と、定時までに配り終えられるかの見込み（本社帰着予定）を表示する</w:t>
+        <w:t xml:space="preserve">その日の容積の見込み（登録済みトラックの容積上限の合計×想定往復回数×積載利用率に対する使用量）と、定時までに配り終えられるかの見込み（本社帰着予定）を表示する</w:t>
       </w:r>
     </w:p>
     <w:p>
@@ -5678,7 +5763,7 @@
         </w:numPr>
       </w:pPr>
       <w:r>
-        <w:t xml:space="preserve">使用中のトラック一覧と、トラックごとの便（「＋便を追加」「－便を削除」。最後の1便は削除できず、配送先が残っている便も削除できない）、積載率と容量超過のバッジ</w:t>
+        <w:t xml:space="preserve">使用中のトラック一覧と、トラックごとの便（「＋便を追加」「－便を削除」。最後の1便は削除できず、配送先が残っている便も削除できない）、積載率と容量超過のバッジ（容積上限×積載利用率を100%とする）</w:t>
       </w:r>
     </w:p>
     <w:p>
@@ -6285,7 +6370,41 @@
         <w:spacing w:after="120"/>
       </w:pPr>
       <w:r>
-        <w:t xml:space="preserve">登録・編集・削除（履歴がある場合は廃車扱い）。ナンバー、型式、積載量（kg）、容積上限（m³）、荷台の幅・奥行き・高さ、状態、デフォルトドライバー（削除済みのドライバーは選択肢に出さない）。</w:t>
+        <w:t xml:space="preserve">登録・編集・削除（履歴がある場合は廃車扱い）。ナンバー、型式、積載量（kg）、荷台の幅・奥行き・高さ（必須、0より大きい数値）、状態、デフォルトドライバー（削除済みのドライバーは選択肢に出さない）。</w:t>
+      </w:r>
+    </w:p>
+    <w:p>
+      <w:pPr>
+        <w:pStyle w:val="ListParagraph"/>
+        <w:numPr>
+          <w:ilvl w:val="0"/>
+          <w:numId w:val="2"/>
+        </w:numPr>
+      </w:pPr>
+      <w:r>
+        <w:t xml:space="preserve">容積上限（m³）は入力させず、荷台の幅×奥行き×高さから自動で計算して表示する（小数第3位で丸める）。APIもリクエストの容積上限は受け取らず、保存のたびにサーバー側で同じ計算をする（</w:t>
+      </w:r>
+      <w:r>
+        <w:rPr>
+          <w:rFonts w:ascii="Consolas" w:cs="Consolas" w:eastAsia="Consolas" w:hAnsi="Consolas"/>
+          <w:shd w:fill="EEF1F5" w:color="auto" w:val="clear"/>
+        </w:rPr>
+        <w:t xml:space="preserve">resolveTruckBed</w:t>
+      </w:r>
+      <w:r>
+        <w:t xml:space="preserve">）。更新時は、送られなかった辺を現在の値で補い、3辺がそろわなければ400を返す</w:t>
+      </w:r>
+    </w:p>
+    <w:p>
+      <w:pPr>
+        <w:pStyle w:val="ListParagraph"/>
+        <w:numPr>
+          <w:ilvl w:val="0"/>
+          <w:numId w:val="2"/>
+        </w:numPr>
+      </w:pPr>
+      <w:r>
+        <w:t xml:space="preserve">積み込み時の隙間によるゆとりは、トラックごとではなくシステム設定の「積載利用率」で一括して持たせる（6.1節）</w:t>
       </w:r>
     </w:p>
     <w:p>
@@ -6335,17 +6454,19 @@
         </w:numPr>
       </w:pPr>
       <w:r>
-        <w:t xml:space="preserve">配送先: 登録・編集・削除（使われている配送先は削除不可）。「住所確認」で緯度経度をプレビューしてから登録する。CSV一括登録（</w:t>
-      </w:r>
-      <w:r>
-        <w:rPr>
-          <w:rFonts w:ascii="Consolas" w:cs="Consolas" w:eastAsia="Consolas" w:hAnsi="Consolas"/>
-          <w:shd w:fill="EEF1F5" w:color="auto" w:val="clear"/>
-        </w:rPr>
-        <w:t xml:space="preserve">name</w:t>
-      </w:r>
-      <w:r>
-        <w:t xml:space="preserve">, </w:t>
+        <w:t xml:space="preserve">配送先: 登録・編集・削除（使われている配送先は削除不可）。「住所確認」で緯度経度をプレビューしてから登録する。住所から市区町村を自動で取り出す</w:t>
+      </w:r>
+    </w:p>
+    <w:p>
+      <w:pPr>
+        <w:pStyle w:val="ListParagraph"/>
+        <w:numPr>
+          <w:ilvl w:val="1"/>
+          <w:numId w:val="2"/>
+        </w:numPr>
+      </w:pPr>
+      <w:r>
+        <w:t xml:space="preserve">一覧の住所欄は入力した住所（</w:t>
       </w:r>
       <w:r>
         <w:rPr>
@@ -6355,29 +6476,123 @@
         <w:t xml:space="preserve">address</w:t>
       </w:r>
       <w:r>
-        <w:t xml:space="preserve">, </w:t>
-      </w:r>
-      <w:r>
-        <w:rPr>
-          <w:rFonts w:ascii="Consolas" w:cs="Consolas" w:eastAsia="Consolas" w:hAnsi="Consolas"/>
-          <w:shd w:fill="EEF1F5" w:color="auto" w:val="clear"/>
-        </w:rPr>
-        <w:t xml:space="preserve">phone</w:t>
-      </w:r>
-      <w:r>
-        <w:t xml:space="preserve"> 列。行ごとに成否を表示）。住所から市区町村を自動で取り出す</w:t>
-      </w:r>
-    </w:p>
-    <w:p>
-      <w:pPr>
-        <w:pStyle w:val="ListParagraph"/>
-        <w:numPr>
-          <w:ilvl w:val="0"/>
-          <w:numId w:val="2"/>
-        </w:numPr>
-      </w:pPr>
-      <w:r>
-        <w:t xml:space="preserve">商品: 名前と寸法の登録・編集（削除機能なし）。荷物受付で荷物を追加するときに選ぶ</w:t>
+        <w:t xml:space="preserve">）を表示する。住所検索で番地まで一致しなかった配送先は、「地図上の位置は『…』付近（番地まで特定できませんでした）」と添える（一致した名前に数字・丁目・番が無く、入力した住所と違う場合）。この配送先は地図上の位置が町・市の代表地点になり、距離・到着予定もその位置で計算される</w:t>
+      </w:r>
+    </w:p>
+    <w:p>
+      <w:pPr>
+        <w:pStyle w:val="ListParagraph"/>
+        <w:numPr>
+          <w:ilvl w:val="1"/>
+          <w:numId w:val="2"/>
+        </w:numPr>
+      </w:pPr>
+      <w:r>
+        <w:t xml:space="preserve">CSV一括登録: 見出しは </w:t>
+      </w:r>
+      <w:r>
+        <w:rPr>
+          <w:rFonts w:ascii="Consolas" w:cs="Consolas" w:eastAsia="Consolas" w:hAnsi="Consolas"/>
+          <w:shd w:fill="EEF1F5" w:color="auto" w:val="clear"/>
+        </w:rPr>
+        <w:t xml:space="preserve">name,address,phone</w:t>
+      </w:r>
+      <w:r>
+        <w:t xml:space="preserve"> または </w:t>
+      </w:r>
+      <w:r>
+        <w:rPr>
+          <w:rFonts w:ascii="Consolas" w:cs="Consolas" w:eastAsia="Consolas" w:hAnsi="Consolas"/>
+          <w:shd w:fill="EEF1F5" w:color="auto" w:val="clear"/>
+        </w:rPr>
+        <w:t xml:space="preserve">名称,住所,電話番号</w:t>
+      </w:r>
+      <w:r>
+        <w:t xml:space="preserve">（</w:t>
+      </w:r>
+      <w:r>
+        <w:rPr>
+          <w:rFonts w:ascii="Consolas" w:cs="Consolas" w:eastAsia="Consolas" w:hAnsi="Consolas"/>
+          <w:shd w:fill="EEF1F5" w:color="auto" w:val="clear"/>
+        </w:rPr>
+        <w:t xml:space="preserve">名前</w:t>
+      </w:r>
+      <w:r>
+        <w:t xml:space="preserve">・</w:t>
+      </w:r>
+      <w:r>
+        <w:rPr>
+          <w:rFonts w:ascii="Consolas" w:cs="Consolas" w:eastAsia="Consolas" w:hAnsi="Consolas"/>
+          <w:shd w:fill="EEF1F5" w:color="auto" w:val="clear"/>
+        </w:rPr>
+        <w:t xml:space="preserve">配送先名</w:t>
+      </w:r>
+      <w:r>
+        <w:t xml:space="preserve">・</w:t>
+      </w:r>
+      <w:r>
+        <w:rPr>
+          <w:rFonts w:ascii="Consolas" w:cs="Consolas" w:eastAsia="Consolas" w:hAnsi="Consolas"/>
+          <w:shd w:fill="EEF1F5" w:color="auto" w:val="clear"/>
+        </w:rPr>
+        <w:t xml:space="preserve">電話</w:t>
+      </w:r>
+      <w:r>
+        <w:t xml:space="preserve">・</w:t>
+      </w:r>
+      <w:r>
+        <w:rPr>
+          <w:rFonts w:ascii="Consolas" w:cs="Consolas" w:eastAsia="Consolas" w:hAnsi="Consolas"/>
+          <w:shd w:fill="EEF1F5" w:color="auto" w:val="clear"/>
+        </w:rPr>
+        <w:t xml:space="preserve">TEL</w:t>
+      </w:r>
+      <w:r>
+        <w:t xml:space="preserve"> も可）。見出しが無ければ「名称,住所,電話番号」の列順として1行目から読む。行ごとに成否を表示する（6.8節）</w:t>
+      </w:r>
+    </w:p>
+    <w:p>
+      <w:pPr>
+        <w:pStyle w:val="ListParagraph"/>
+        <w:numPr>
+          <w:ilvl w:val="0"/>
+          <w:numId w:val="2"/>
+        </w:numPr>
+      </w:pPr>
+      <w:r>
+        <w:t xml:space="preserve">商品: 名前と寸法の登録・編集・削除（4.1節の削除の条件あり）。荷物受付で荷物を追加するときに選ぶ</w:t>
+      </w:r>
+    </w:p>
+    <w:p>
+      <w:pPr>
+        <w:pStyle w:val="ListParagraph"/>
+        <w:numPr>
+          <w:ilvl w:val="1"/>
+          <w:numId w:val="2"/>
+        </w:numPr>
+      </w:pPr>
+      <w:r>
+        <w:t xml:space="preserve">CSV一括登録: 見出しは </w:t>
+      </w:r>
+      <w:r>
+        <w:rPr>
+          <w:rFonts w:ascii="Consolas" w:cs="Consolas" w:eastAsia="Consolas" w:hAnsi="Consolas"/>
+          <w:shd w:fill="EEF1F5" w:color="auto" w:val="clear"/>
+        </w:rPr>
+        <w:t xml:space="preserve">商品名,幅,奥行き,高さ</w:t>
+      </w:r>
+      <w:r>
+        <w:t xml:space="preserve">（英語、単位付きの </w:t>
+      </w:r>
+      <w:r>
+        <w:rPr>
+          <w:rFonts w:ascii="Consolas" w:cs="Consolas" w:eastAsia="Consolas" w:hAnsi="Consolas"/>
+          <w:shd w:fill="EEF1F5" w:color="auto" w:val="clear"/>
+        </w:rPr>
+        <w:t xml:space="preserve">幅(m)</w:t>
+      </w:r>
+      <w:r>
+        <w:t xml:space="preserve"> なども可）。見出しが無ければその列順として読み、後ろの体積などの列は読まない（商品マスタのExcelと同じ並び）。寸法は0より大きい数値（全角数字も可）。同じ名前の商品が既にある行は二重登録を防ぐため登録しない（寸法の変更は画面の編集で行う）</w:t>
       </w:r>
     </w:p>
     <w:p>
@@ -6423,9 +6638,9 @@
         </w:tblBorders>
       </w:tblPr>
       <w:tblGrid>
-        <w:gridCol w:w="1778"/>
-        <w:gridCol w:w="1778"/>
-        <w:gridCol w:w="5470"/>
+        <w:gridCol w:w="1086"/>
+        <w:gridCol w:w="882"/>
+        <w:gridCol w:w="7058"/>
       </w:tblGrid>
       <w:tr>
         <w:trPr>
@@ -6433,7 +6648,7 @@
         </w:trPr>
         <w:tc>
           <w:tcPr>
-            <w:tcW w:type="dxa" w:w="1778"/>
+            <w:tcW w:type="dxa" w:w="1086"/>
             <w:tcBorders>
               <w:top w:val="single" w:color="BFC7D5" w:sz="4"/>
               <w:left w:val="single" w:color="BFC7D5" w:sz="4"/>
@@ -6462,7 +6677,7 @@
         </w:tc>
         <w:tc>
           <w:tcPr>
-            <w:tcW w:type="dxa" w:w="1778"/>
+            <w:tcW w:type="dxa" w:w="882"/>
             <w:tcBorders>
               <w:top w:val="single" w:color="BFC7D5" w:sz="4"/>
               <w:left w:val="single" w:color="BFC7D5" w:sz="4"/>
@@ -6491,7 +6706,7 @@
         </w:tc>
         <w:tc>
           <w:tcPr>
-            <w:tcW w:type="dxa" w:w="5470"/>
+            <w:tcW w:type="dxa" w:w="7058"/>
             <w:tcBorders>
               <w:top w:val="single" w:color="BFC7D5" w:sz="4"/>
               <w:left w:val="single" w:color="BFC7D5" w:sz="4"/>
@@ -6522,33 +6737,33 @@
       <w:tr>
         <w:tc>
           <w:tcPr>
-            <w:tcW w:type="dxa" w:w="1778"/>
-            <w:tcBorders>
-              <w:top w:val="single" w:color="BFC7D5" w:sz="4"/>
-              <w:left w:val="single" w:color="BFC7D5" w:sz="4"/>
-              <w:bottom w:val="single" w:color="BFC7D5" w:sz="4"/>
-              <w:right w:val="single" w:color="BFC7D5" w:sz="4"/>
-            </w:tcBorders>
-            <w:tcMar>
-              <w:top w:type="dxa" w:w="60"/>
-              <w:left w:type="dxa" w:w="100"/>
-              <w:bottom w:type="dxa" w:w="60"/>
-              <w:right w:type="dxa" w:w="100"/>
-            </w:tcMar>
-          </w:tcPr>
-          <w:p>
-            <w:r>
-              <w:rPr>
-                <w:sz w:val="18"/>
-                <w:szCs w:val="18"/>
-              </w:rPr>
-              <w:t xml:space="preserve">デフォルト出発時間</w:t>
-            </w:r>
-          </w:p>
-        </w:tc>
-        <w:tc>
-          <w:tcPr>
-            <w:tcW w:type="dxa" w:w="1778"/>
+            <w:tcW w:type="dxa" w:w="1086"/>
+            <w:tcBorders>
+              <w:top w:val="single" w:color="BFC7D5" w:sz="4"/>
+              <w:left w:val="single" w:color="BFC7D5" w:sz="4"/>
+              <w:bottom w:val="single" w:color="BFC7D5" w:sz="4"/>
+              <w:right w:val="single" w:color="BFC7D5" w:sz="4"/>
+            </w:tcBorders>
+            <w:tcMar>
+              <w:top w:type="dxa" w:w="60"/>
+              <w:left w:type="dxa" w:w="100"/>
+              <w:bottom w:type="dxa" w:w="60"/>
+              <w:right w:type="dxa" w:w="100"/>
+            </w:tcMar>
+          </w:tcPr>
+          <w:p>
+            <w:r>
+              <w:rPr>
+                <w:sz w:val="18"/>
+                <w:szCs w:val="18"/>
+              </w:rPr>
+              <w:t xml:space="preserve">運送の出発時間</w:t>
+            </w:r>
+          </w:p>
+        </w:tc>
+        <w:tc>
+          <w:tcPr>
+            <w:tcW w:type="dxa" w:w="882"/>
             <w:tcBorders>
               <w:top w:val="single" w:color="BFC7D5" w:sz="4"/>
               <w:left w:val="single" w:color="BFC7D5" w:sz="4"/>
@@ -6574,7 +6789,7 @@
         </w:tc>
         <w:tc>
           <w:tcPr>
-            <w:tcW w:type="dxa" w:w="5470"/>
+            <w:tcW w:type="dxa" w:w="7058"/>
             <w:tcBorders>
               <w:top w:val="single" w:color="BFC7D5" w:sz="4"/>
               <w:left w:val="single" w:color="BFC7D5" w:sz="4"/>
@@ -6602,7 +6817,7 @@
       <w:tr>
         <w:tc>
           <w:tcPr>
-            <w:tcW w:type="dxa" w:w="1778"/>
+            <w:tcW w:type="dxa" w:w="1086"/>
             <w:tcBorders>
               <w:top w:val="single" w:color="BFC7D5" w:sz="4"/>
               <w:left w:val="single" w:color="BFC7D5" w:sz="4"/>
@@ -6628,7 +6843,7 @@
         </w:tc>
         <w:tc>
           <w:tcPr>
-            <w:tcW w:type="dxa" w:w="1778"/>
+            <w:tcW w:type="dxa" w:w="882"/>
             <w:tcBorders>
               <w:top w:val="single" w:color="BFC7D5" w:sz="4"/>
               <w:left w:val="single" w:color="BFC7D5" w:sz="4"/>
@@ -6654,7 +6869,7 @@
         </w:tc>
         <w:tc>
           <w:tcPr>
-            <w:tcW w:type="dxa" w:w="5470"/>
+            <w:tcW w:type="dxa" w:w="7058"/>
             <w:tcBorders>
               <w:top w:val="single" w:color="BFC7D5" w:sz="4"/>
               <w:left w:val="single" w:color="BFC7D5" w:sz="4"/>
@@ -6682,7 +6897,7 @@
       <w:tr>
         <w:tc>
           <w:tcPr>
-            <w:tcW w:type="dxa" w:w="1778"/>
+            <w:tcW w:type="dxa" w:w="1086"/>
             <w:tcBorders>
               <w:top w:val="single" w:color="BFC7D5" w:sz="4"/>
               <w:left w:val="single" w:color="BFC7D5" w:sz="4"/>
@@ -6708,7 +6923,7 @@
         </w:tc>
         <w:tc>
           <w:tcPr>
-            <w:tcW w:type="dxa" w:w="1778"/>
+            <w:tcW w:type="dxa" w:w="882"/>
             <w:tcBorders>
               <w:top w:val="single" w:color="BFC7D5" w:sz="4"/>
               <w:left w:val="single" w:color="BFC7D5" w:sz="4"/>
@@ -6734,7 +6949,7 @@
         </w:tc>
         <w:tc>
           <w:tcPr>
-            <w:tcW w:type="dxa" w:w="5470"/>
+            <w:tcW w:type="dxa" w:w="7058"/>
             <w:tcBorders>
               <w:top w:val="single" w:color="BFC7D5" w:sz="4"/>
               <w:left w:val="single" w:color="BFC7D5" w:sz="4"/>
@@ -6762,7 +6977,7 @@
       <w:tr>
         <w:tc>
           <w:tcPr>
-            <w:tcW w:type="dxa" w:w="1778"/>
+            <w:tcW w:type="dxa" w:w="1086"/>
             <w:tcBorders>
               <w:top w:val="single" w:color="BFC7D5" w:sz="4"/>
               <w:left w:val="single" w:color="BFC7D5" w:sz="4"/>
@@ -6788,7 +7003,7 @@
         </w:tc>
         <w:tc>
           <w:tcPr>
-            <w:tcW w:type="dxa" w:w="1778"/>
+            <w:tcW w:type="dxa" w:w="882"/>
             <w:tcBorders>
               <w:top w:val="single" w:color="BFC7D5" w:sz="4"/>
               <w:left w:val="single" w:color="BFC7D5" w:sz="4"/>
@@ -6814,7 +7029,7 @@
         </w:tc>
         <w:tc>
           <w:tcPr>
-            <w:tcW w:type="dxa" w:w="5470"/>
+            <w:tcW w:type="dxa" w:w="7058"/>
             <w:tcBorders>
               <w:top w:val="single" w:color="BFC7D5" w:sz="4"/>
               <w:left w:val="single" w:color="BFC7D5" w:sz="4"/>
@@ -6842,7 +7057,7 @@
       <w:tr>
         <w:tc>
           <w:tcPr>
-            <w:tcW w:type="dxa" w:w="1778"/>
+            <w:tcW w:type="dxa" w:w="1086"/>
             <w:tcBorders>
               <w:top w:val="single" w:color="BFC7D5" w:sz="4"/>
               <w:left w:val="single" w:color="BFC7D5" w:sz="4"/>
@@ -6868,7 +7083,7 @@
         </w:tc>
         <w:tc>
           <w:tcPr>
-            <w:tcW w:type="dxa" w:w="1778"/>
+            <w:tcW w:type="dxa" w:w="882"/>
             <w:tcBorders>
               <w:top w:val="single" w:color="BFC7D5" w:sz="4"/>
               <w:left w:val="single" w:color="BFC7D5" w:sz="4"/>
@@ -6894,7 +7109,7 @@
         </w:tc>
         <w:tc>
           <w:tcPr>
-            <w:tcW w:type="dxa" w:w="5470"/>
+            <w:tcW w:type="dxa" w:w="7058"/>
             <w:tcBorders>
               <w:top w:val="single" w:color="BFC7D5" w:sz="4"/>
               <w:left w:val="single" w:color="BFC7D5" w:sz="4"/>
@@ -6922,7 +7137,7 @@
       <w:tr>
         <w:tc>
           <w:tcPr>
-            <w:tcW w:type="dxa" w:w="1778"/>
+            <w:tcW w:type="dxa" w:w="1086"/>
             <w:tcBorders>
               <w:top w:val="single" w:color="BFC7D5" w:sz="4"/>
               <w:left w:val="single" w:color="BFC7D5" w:sz="4"/>
@@ -6948,7 +7163,7 @@
         </w:tc>
         <w:tc>
           <w:tcPr>
-            <w:tcW w:type="dxa" w:w="1778"/>
+            <w:tcW w:type="dxa" w:w="882"/>
             <w:tcBorders>
               <w:top w:val="single" w:color="BFC7D5" w:sz="4"/>
               <w:left w:val="single" w:color="BFC7D5" w:sz="4"/>
@@ -6974,7 +7189,7 @@
         </w:tc>
         <w:tc>
           <w:tcPr>
-            <w:tcW w:type="dxa" w:w="5470"/>
+            <w:tcW w:type="dxa" w:w="7058"/>
             <w:tcBorders>
               <w:top w:val="single" w:color="BFC7D5" w:sz="4"/>
               <w:left w:val="single" w:color="BFC7D5" w:sz="4"/>
@@ -7002,7 +7217,7 @@
       <w:tr>
         <w:tc>
           <w:tcPr>
-            <w:tcW w:type="dxa" w:w="1778"/>
+            <w:tcW w:type="dxa" w:w="1086"/>
             <w:tcBorders>
               <w:top w:val="single" w:color="BFC7D5" w:sz="4"/>
               <w:left w:val="single" w:color="BFC7D5" w:sz="4"/>
@@ -7028,7 +7243,7 @@
         </w:tc>
         <w:tc>
           <w:tcPr>
-            <w:tcW w:type="dxa" w:w="1778"/>
+            <w:tcW w:type="dxa" w:w="882"/>
             <w:tcBorders>
               <w:top w:val="single" w:color="BFC7D5" w:sz="4"/>
               <w:left w:val="single" w:color="BFC7D5" w:sz="4"/>
@@ -7054,7 +7269,7 @@
         </w:tc>
         <w:tc>
           <w:tcPr>
-            <w:tcW w:type="dxa" w:w="5470"/>
+            <w:tcW w:type="dxa" w:w="7058"/>
             <w:tcBorders>
               <w:top w:val="single" w:color="BFC7D5" w:sz="4"/>
               <w:left w:val="single" w:color="BFC7D5" w:sz="4"/>
@@ -7082,33 +7297,33 @@
       <w:tr>
         <w:tc>
           <w:tcPr>
-            <w:tcW w:type="dxa" w:w="1778"/>
-            <w:tcBorders>
-              <w:top w:val="single" w:color="BFC7D5" w:sz="4"/>
-              <w:left w:val="single" w:color="BFC7D5" w:sz="4"/>
-              <w:bottom w:val="single" w:color="BFC7D5" w:sz="4"/>
-              <w:right w:val="single" w:color="BFC7D5" w:sz="4"/>
-            </w:tcBorders>
-            <w:tcMar>
-              <w:top w:type="dxa" w:w="60"/>
-              <w:left w:type="dxa" w:w="100"/>
-              <w:bottom w:type="dxa" w:w="60"/>
-              <w:right w:type="dxa" w:w="100"/>
-            </w:tcMar>
-          </w:tcPr>
-          <w:p>
-            <w:r>
-              <w:rPr>
-                <w:sz w:val="18"/>
-                <w:szCs w:val="18"/>
-              </w:rPr>
-              <w:t xml:space="preserve">積載率</w:t>
-            </w:r>
-          </w:p>
-        </w:tc>
-        <w:tc>
-          <w:tcPr>
-            <w:tcW w:type="dxa" w:w="1778"/>
+            <w:tcW w:type="dxa" w:w="1086"/>
+            <w:tcBorders>
+              <w:top w:val="single" w:color="BFC7D5" w:sz="4"/>
+              <w:left w:val="single" w:color="BFC7D5" w:sz="4"/>
+              <w:bottom w:val="single" w:color="BFC7D5" w:sz="4"/>
+              <w:right w:val="single" w:color="BFC7D5" w:sz="4"/>
+            </w:tcBorders>
+            <w:tcMar>
+              <w:top w:type="dxa" w:w="60"/>
+              <w:left w:type="dxa" w:w="100"/>
+              <w:bottom w:type="dxa" w:w="60"/>
+              <w:right w:type="dxa" w:w="100"/>
+            </w:tcMar>
+          </w:tcPr>
+          <w:p>
+            <w:r>
+              <w:rPr>
+                <w:sz w:val="18"/>
+                <w:szCs w:val="18"/>
+              </w:rPr>
+              <w:t xml:space="preserve">積載利用率（デッドスペース対策）</w:t>
+            </w:r>
+          </w:p>
+        </w:tc>
+        <w:tc>
+          <w:tcPr>
+            <w:tcW w:type="dxa" w:w="882"/>
             <w:tcBorders>
               <w:top w:val="single" w:color="BFC7D5" w:sz="4"/>
               <w:left w:val="single" w:color="BFC7D5" w:sz="4"/>
@@ -7134,27 +7349,27 @@
         </w:tc>
         <w:tc>
           <w:tcPr>
-            <w:tcW w:type="dxa" w:w="5470"/>
-            <w:tcBorders>
-              <w:top w:val="single" w:color="BFC7D5" w:sz="4"/>
-              <w:left w:val="single" w:color="BFC7D5" w:sz="4"/>
-              <w:bottom w:val="single" w:color="BFC7D5" w:sz="4"/>
-              <w:right w:val="single" w:color="BFC7D5" w:sz="4"/>
-            </w:tcBorders>
-            <w:tcMar>
-              <w:top w:type="dxa" w:w="60"/>
-              <w:left w:type="dxa" w:w="100"/>
-              <w:bottom w:type="dxa" w:w="60"/>
-              <w:right w:type="dxa" w:w="100"/>
-            </w:tcMar>
-          </w:tcPr>
-          <w:p>
-            <w:r>
-              <w:rPr>
-                <w:sz w:val="18"/>
-                <w:szCs w:val="18"/>
-              </w:rPr>
-              <w:t xml:space="preserve">容積の判定で、容積上限にこの割合を掛けた値を実効容積とする（荷物の隙間を見込む）</w:t>
+            <w:tcW w:type="dxa" w:w="7058"/>
+            <w:tcBorders>
+              <w:top w:val="single" w:color="BFC7D5" w:sz="4"/>
+              <w:left w:val="single" w:color="BFC7D5" w:sz="4"/>
+              <w:bottom w:val="single" w:color="BFC7D5" w:sz="4"/>
+              <w:right w:val="single" w:color="BFC7D5" w:sz="4"/>
+            </w:tcBorders>
+            <w:tcMar>
+              <w:top w:type="dxa" w:w="60"/>
+              <w:left w:type="dxa" w:w="100"/>
+              <w:bottom w:type="dxa" w:w="60"/>
+              <w:right w:type="dxa" w:w="100"/>
+            </w:tcMar>
+          </w:tcPr>
+          <w:p>
+            <w:r>
+              <w:rPr>
+                <w:sz w:val="18"/>
+                <w:szCs w:val="18"/>
+              </w:rPr>
+              <w:t xml:space="preserve">容積上限にこの割合を掛けた値を、1台・1便あたりに積める量とする（荷物の隙間を見込む）。AI提案、配送計画の作成画面の積載率表示、稼働中ルートの容積超過警告、荷物受付・受付状況の確認のすべてで使う（6.1節）</w:t>
             </w:r>
           </w:p>
         </w:tc>
@@ -7162,7 +7377,7 @@
       <w:tr>
         <w:tc>
           <w:tcPr>
-            <w:tcW w:type="dxa" w:w="1778"/>
+            <w:tcW w:type="dxa" w:w="1086"/>
             <w:tcBorders>
               <w:top w:val="single" w:color="BFC7D5" w:sz="4"/>
               <w:left w:val="single" w:color="BFC7D5" w:sz="4"/>
@@ -7188,7 +7403,7 @@
         </w:tc>
         <w:tc>
           <w:tcPr>
-            <w:tcW w:type="dxa" w:w="1778"/>
+            <w:tcW w:type="dxa" w:w="882"/>
             <w:tcBorders>
               <w:top w:val="single" w:color="BFC7D5" w:sz="4"/>
               <w:left w:val="single" w:color="BFC7D5" w:sz="4"/>
@@ -7214,7 +7429,7 @@
         </w:tc>
         <w:tc>
           <w:tcPr>
-            <w:tcW w:type="dxa" w:w="5470"/>
+            <w:tcW w:type="dxa" w:w="7058"/>
             <w:tcBorders>
               <w:top w:val="single" w:color="BFC7D5" w:sz="4"/>
               <w:left w:val="single" w:color="BFC7D5" w:sz="4"/>
@@ -7242,7 +7457,7 @@
       <w:tr>
         <w:tc>
           <w:tcPr>
-            <w:tcW w:type="dxa" w:w="1778"/>
+            <w:tcW w:type="dxa" w:w="1086"/>
             <w:tcBorders>
               <w:top w:val="single" w:color="BFC7D5" w:sz="4"/>
               <w:left w:val="single" w:color="BFC7D5" w:sz="4"/>
@@ -7268,7 +7483,7 @@
         </w:tc>
         <w:tc>
           <w:tcPr>
-            <w:tcW w:type="dxa" w:w="1778"/>
+            <w:tcW w:type="dxa" w:w="882"/>
             <w:tcBorders>
               <w:top w:val="single" w:color="BFC7D5" w:sz="4"/>
               <w:left w:val="single" w:color="BFC7D5" w:sz="4"/>
@@ -7294,7 +7509,7 @@
         </w:tc>
         <w:tc>
           <w:tcPr>
-            <w:tcW w:type="dxa" w:w="5470"/>
+            <w:tcW w:type="dxa" w:w="7058"/>
             <w:tcBorders>
               <w:top w:val="single" w:color="BFC7D5" w:sz="4"/>
               <w:left w:val="single" w:color="BFC7D5" w:sz="4"/>
@@ -7322,7 +7537,7 @@
       <w:tr>
         <w:tc>
           <w:tcPr>
-            <w:tcW w:type="dxa" w:w="1778"/>
+            <w:tcW w:type="dxa" w:w="1086"/>
             <w:tcBorders>
               <w:top w:val="single" w:color="BFC7D5" w:sz="4"/>
               <w:left w:val="single" w:color="BFC7D5" w:sz="4"/>
@@ -7348,7 +7563,7 @@
         </w:tc>
         <w:tc>
           <w:tcPr>
-            <w:tcW w:type="dxa" w:w="1778"/>
+            <w:tcW w:type="dxa" w:w="882"/>
             <w:tcBorders>
               <w:top w:val="single" w:color="BFC7D5" w:sz="4"/>
               <w:left w:val="single" w:color="BFC7D5" w:sz="4"/>
@@ -7374,7 +7589,7 @@
         </w:tc>
         <w:tc>
           <w:tcPr>
-            <w:tcW w:type="dxa" w:w="5470"/>
+            <w:tcW w:type="dxa" w:w="7058"/>
             <w:tcBorders>
               <w:top w:val="single" w:color="BFC7D5" w:sz="4"/>
               <w:left w:val="single" w:color="BFC7D5" w:sz="4"/>
@@ -7491,7 +7706,7 @@
           <w:b/>
           <w:bCs/>
         </w:rPr>
-        <w:t xml:space="preserve">容積</w:t>
+        <w:t xml:space="preserve">容積上限</w:t>
       </w:r>
       <w:r>
         <w:t xml:space="preserve">（</w:t>
@@ -7501,212 +7716,39 @@
           <w:rFonts w:ascii="Consolas" w:cs="Consolas" w:eastAsia="Consolas" w:hAnsi="Consolas"/>
           <w:shd w:fill="EEF1F5" w:color="auto" w:val="clear"/>
         </w:rPr>
-        <w:t xml:space="preserve">checkCapacityOverflow</w:t>
-      </w:r>
-      <w:r>
-        <w:t xml:space="preserve">）: 停車地の荷物の体積合計と、トラックの容積上限（未設定なら判定しない）を比べる。容積上限は荷台の物理容積を超えないよう補正する</w:t>
-      </w:r>
-    </w:p>
-    <w:p>
-      <w:pPr>
-        <w:pStyle w:val="ListParagraph"/>
-        <w:numPr>
-          <w:ilvl w:val="0"/>
-          <w:numId w:val="2"/>
-        </w:numPr>
-      </w:pPr>
-      <w:r>
-        <w:t xml:space="preserve">容積の判定では、配達完了した停車地の荷物は数えない。スキップした停車地の荷物はトラックに残っているものとして数える</w:t>
-      </w:r>
-    </w:p>
-    <w:p>
-      <w:pPr>
-        <w:pStyle w:val="ListParagraph"/>
-        <w:numPr>
-          <w:ilvl w:val="0"/>
-          <w:numId w:val="2"/>
-        </w:numPr>
-      </w:pPr>
-      <w:r>
-        <w:t xml:space="preserve">複数便のルートでは、容積・サイズの判定は便ごとに行う</w:t>
-      </w:r>
-    </w:p>
-    <w:p>
-      <w:pPr>
-        <w:pStyle w:val="Heading2"/>
-      </w:pPr>
-      <w:r>
-        <w:t xml:space="preserve">6.2 AI提案の割当（</w:t>
-      </w:r>
-      <w:r>
-        <w:rPr>
-          <w:rFonts w:ascii="Consolas" w:cs="Consolas" w:eastAsia="Consolas" w:hAnsi="Consolas"/>
-          <w:shd w:fill="EEF1F5" w:color="auto" w:val="clear"/>
-        </w:rPr>
-        <w:t xml:space="preserve">loadAssignment.ts</w:t>
-      </w:r>
-      <w:r>
-        <w:t xml:space="preserve"> の </w:t>
-      </w:r>
-      <w:r>
-        <w:rPr>
-          <w:rFonts w:ascii="Consolas" w:cs="Consolas" w:eastAsia="Consolas" w:hAnsi="Consolas"/>
-          <w:shd w:fill="EEF1F5" w:color="auto" w:val="clear"/>
-        </w:rPr>
-        <w:t xml:space="preserve">assignStopsToTrucks</w:t>
-      </w:r>
-      <w:r>
-        <w:t xml:space="preserve">）</w:t>
-      </w:r>
-    </w:p>
-    <w:p>
-      <w:pPr>
-        <w:spacing w:after="120"/>
-      </w:pPr>
-      <w:r>
-        <w:t xml:space="preserve">未割当の配送先を、その日の稼働前のトラック×便（スロット）へ振り分ける参考案を作る。</w:t>
-      </w:r>
-    </w:p>
-    <w:p>
-      <w:pPr>
-        <w:pStyle w:val="ListParagraph"/>
-        <w:numPr>
-          <w:ilvl w:val="0"/>
-          <w:numId w:val="2"/>
-        </w:numPr>
-      </w:pPr>
-      <w:r>
-        <w:t xml:space="preserve">配送先を本社から見た方位角の順（スイープ法）に処理し、同じ方面をなるべく同じ便にまとめる</w:t>
-      </w:r>
-    </w:p>
-    <w:p>
-      <w:pPr>
-        <w:pStyle w:val="ListParagraph"/>
-        <w:numPr>
-          <w:ilvl w:val="0"/>
-          <w:numId w:val="2"/>
-        </w:numPr>
-      </w:pPr>
-      <w:r>
-        <w:t xml:space="preserve">「その日の総体積÷便の総数」を各便の目安量とし、今の便が目安量に達したら目安量未満の他の便へ切り替える（1台目への偏りを防ぐ）。1件で目安量を超える大きな荷物は、既に積み始めた便ではなく空いている便へ回す</w:t>
-      </w:r>
-    </w:p>
-    <w:p>
-      <w:pPr>
-        <w:pStyle w:val="ListParagraph"/>
-        <w:numPr>
-          <w:ilvl w:val="0"/>
-          <w:numId w:val="2"/>
-        </w:numPr>
-      </w:pPr>
-      <w:r>
-        <w:t xml:space="preserve">切り替え先の選び方は設定で変えられる: 方面優先のみ（次の便）／方面優先＋積載バランス調整（積載率が最も低い便、既定）</w:t>
-      </w:r>
-    </w:p>
-    <w:p>
-      <w:pPr>
-        <w:pStyle w:val="ListParagraph"/>
-        <w:numPr>
-          <w:ilvl w:val="0"/>
-          <w:numId w:val="2"/>
-        </w:numPr>
-      </w:pPr>
-      <w:r>
-        <w:t xml:space="preserve">到着希望時刻に矛盾しない便を優先する</w:t>
-      </w:r>
-    </w:p>
-    <w:p>
-      <w:pPr>
-        <w:pStyle w:val="ListParagraph"/>
-        <w:numPr>
-          <w:ilvl w:val="0"/>
-          <w:numId w:val="2"/>
-        </w:numPr>
-      </w:pPr>
-      <w:r>
-        <w:t xml:space="preserve">既に割り当て済みの荷物の体積を考慮する。</w:t>
-      </w:r>
+        <w:t xml:space="preserve">resolveTruckBed</w:t>
+      </w:r>
+      <w:r>
+        <w:t xml:space="preserve">）: トラックの容積上限は荷台の幅×奥行き×高さ（5.13節）</w:t>
+      </w:r>
+    </w:p>
+    <w:p>
+      <w:pPr>
+        <w:pStyle w:val="ListParagraph"/>
+        <w:numPr>
+          <w:ilvl w:val="0"/>
+          <w:numId w:val="2"/>
+        </w:numPr>
+      </w:pPr>
       <w:r>
         <w:rPr>
           <w:b/>
           <w:bCs/>
         </w:rPr>
-        <w:t xml:space="preserve">既存の便の範囲内でしか振り分けず、便を勝手に増やさない</w:t>
-      </w:r>
-      <w:r>
-        <w:t xml:space="preserve">。入らない分は「容積不足」、どのトラックの荷台にも入らない分は「サイズ超過」として積み残す</w:t>
-      </w:r>
-    </w:p>
-    <w:p>
-      <w:pPr>
-        <w:pStyle w:val="ListParagraph"/>
-        <w:numPr>
-          <w:ilvl w:val="0"/>
-          <w:numId w:val="2"/>
-        </w:numPr>
-      </w:pPr>
-      <w:r>
-        <w:t xml:space="preserve">API: </w:t>
-      </w:r>
-      <w:r>
-        <w:rPr>
-          <w:rFonts w:ascii="Consolas" w:cs="Consolas" w:eastAsia="Consolas" w:hAnsi="Consolas"/>
-          <w:shd w:fill="EEF1F5" w:color="auto" w:val="clear"/>
-        </w:rPr>
-        <w:t xml:space="preserve">GET /api/plans/[id]/suggest</w:t>
-      </w:r>
-      <w:r>
-        <w:t xml:space="preserve">（参考表示のみ）、</w:t>
-      </w:r>
-      <w:r>
-        <w:rPr>
-          <w:rFonts w:ascii="Consolas" w:cs="Consolas" w:eastAsia="Consolas" w:hAnsi="Consolas"/>
-          <w:shd w:fill="EEF1F5" w:color="auto" w:val="clear"/>
-        </w:rPr>
-        <w:t xml:space="preserve">POST /api/plans/[id]/assign-suggested</w:t>
-      </w:r>
-      <w:r>
-        <w:t xml:space="preserve">（一括反映）</w:t>
-      </w:r>
-    </w:p>
-    <w:p>
-      <w:pPr>
-        <w:pStyle w:val="Heading2"/>
-      </w:pPr>
-      <w:r>
-        <w:t xml:space="preserve">6.3 ルートの順番と到着予定時刻（</w:t>
-      </w:r>
-      <w:r>
-        <w:rPr>
-          <w:rFonts w:ascii="Consolas" w:cs="Consolas" w:eastAsia="Consolas" w:hAnsi="Consolas"/>
-          <w:shd w:fill="EEF1F5" w:color="auto" w:val="clear"/>
-        </w:rPr>
-        <w:t xml:space="preserve">routeOptimizer.ts</w:t>
-      </w:r>
-      <w:r>
-        <w:t xml:space="preserve">）</w:t>
-      </w:r>
-    </w:p>
-    <w:p>
-      <w:pPr>
-        <w:pStyle w:val="ListParagraph"/>
-        <w:numPr>
-          <w:ilvl w:val="0"/>
-          <w:numId w:val="2"/>
-        </w:numPr>
-      </w:pPr>
-      <w:r>
-        <w:t xml:space="preserve">本社の座標はシステム設定の値を使う（初期値は </w:t>
-      </w:r>
-      <w:r>
-        <w:rPr>
-          <w:rFonts w:ascii="Consolas" w:cs="Consolas" w:eastAsia="Consolas" w:hAnsi="Consolas"/>
-          <w:shd w:fill="EEF1F5" w:color="auto" w:val="clear"/>
-        </w:rPr>
-        <w:t xml:space="preserve">TOCHIGI_DEPOT</w:t>
-      </w:r>
-      <w:r>
-        <w:t xml:space="preserve">）</w:t>
+        <w:t xml:space="preserve">実効の上限</w:t>
+      </w:r>
+      <w:r>
+        <w:t xml:space="preserve">（</w:t>
+      </w:r>
+      <w:r>
+        <w:rPr>
+          <w:rFonts w:ascii="Consolas" w:cs="Consolas" w:eastAsia="Consolas" w:hAnsi="Consolas"/>
+          <w:shd w:fill="EEF1F5" w:color="auto" w:val="clear"/>
+        </w:rPr>
+        <w:t xml:space="preserve">effectiveCapacityM3</w:t>
+      </w:r>
+      <w:r>
+        <w:t xml:space="preserve">）: 容積上限×積載利用率（システム設定）。容積の判定はすべてこの値を上限にする。容積上限が未設定のトラック（荷台寸法を必須にする前の古いデータ）は制約なしとして扱う</w:t>
       </w:r>
     </w:p>
     <w:p>
@@ -7722,39 +7764,222 @@
           <w:b/>
           <w:bCs/>
         </w:rPr>
-        <w:t xml:space="preserve">距離と移動時間</w:t>
-      </w:r>
-      <w:r>
-        <w:t xml:space="preserve">: 2点間の直線距離（ハーバサイン公式）÷平均時速30km</w:t>
-      </w:r>
-    </w:p>
-    <w:p>
-      <w:pPr>
-        <w:pStyle w:val="ListParagraph"/>
-        <w:numPr>
-          <w:ilvl w:val="0"/>
-          <w:numId w:val="2"/>
-        </w:numPr>
-      </w:pPr>
+        <w:t xml:space="preserve">容積</w:t>
+      </w:r>
+      <w:r>
+        <w:t xml:space="preserve">（</w:t>
+      </w:r>
+      <w:r>
+        <w:rPr>
+          <w:rFonts w:ascii="Consolas" w:cs="Consolas" w:eastAsia="Consolas" w:hAnsi="Consolas"/>
+          <w:shd w:fill="EEF1F5" w:color="auto" w:val="clear"/>
+        </w:rPr>
+        <w:t xml:space="preserve">checkCapacityOverflow</w:t>
+      </w:r>
+      <w:r>
+        <w:t xml:space="preserve">）: 停車地の荷物の体積合計と、実効の上限を比べる</w:t>
+      </w:r>
+    </w:p>
+    <w:p>
+      <w:pPr>
+        <w:pStyle w:val="ListParagraph"/>
+        <w:numPr>
+          <w:ilvl w:val="0"/>
+          <w:numId w:val="2"/>
+        </w:numPr>
+      </w:pPr>
+      <w:r>
+        <w:t xml:space="preserve">容積の判定では、配達完了した停車地の荷物は数えない。スキップした停車地の荷物はトラックに残っているものとして数える</w:t>
+      </w:r>
+    </w:p>
+    <w:p>
+      <w:pPr>
+        <w:pStyle w:val="ListParagraph"/>
+        <w:numPr>
+          <w:ilvl w:val="0"/>
+          <w:numId w:val="2"/>
+        </w:numPr>
+      </w:pPr>
+      <w:r>
+        <w:t xml:space="preserve">複数便のルートでは、容積・サイズの判定は便ごとに行う</w:t>
+      </w:r>
+    </w:p>
+    <w:p>
+      <w:pPr>
+        <w:pStyle w:val="Heading2"/>
+      </w:pPr>
+      <w:r>
+        <w:t xml:space="preserve">6.2 AI提案の割当（</w:t>
+      </w:r>
+      <w:r>
+        <w:rPr>
+          <w:rFonts w:ascii="Consolas" w:cs="Consolas" w:eastAsia="Consolas" w:hAnsi="Consolas"/>
+          <w:shd w:fill="EEF1F5" w:color="auto" w:val="clear"/>
+        </w:rPr>
+        <w:t xml:space="preserve">loadAssignment.ts</w:t>
+      </w:r>
+      <w:r>
+        <w:t xml:space="preserve"> の </w:t>
+      </w:r>
+      <w:r>
+        <w:rPr>
+          <w:rFonts w:ascii="Consolas" w:cs="Consolas" w:eastAsia="Consolas" w:hAnsi="Consolas"/>
+          <w:shd w:fill="EEF1F5" w:color="auto" w:val="clear"/>
+        </w:rPr>
+        <w:t xml:space="preserve">assignStopsToTrucks</w:t>
+      </w:r>
+      <w:r>
+        <w:t xml:space="preserve">）</w:t>
+      </w:r>
+    </w:p>
+    <w:p>
+      <w:pPr>
+        <w:spacing w:after="120"/>
+      </w:pPr>
+      <w:r>
+        <w:t xml:space="preserve">未割当の配送先を、その日の稼働前のトラック×便（スロット）へ振り分ける参考案を作る。</w:t>
+      </w:r>
+    </w:p>
+    <w:p>
+      <w:pPr>
+        <w:pStyle w:val="ListParagraph"/>
+        <w:numPr>
+          <w:ilvl w:val="0"/>
+          <w:numId w:val="2"/>
+        </w:numPr>
+      </w:pPr>
+      <w:r>
+        <w:t xml:space="preserve">配送先を本社から見た方位角の順（スイープ法）に処理し、同じ方面をなるべく同じ便にまとめる</w:t>
+      </w:r>
+    </w:p>
+    <w:p>
+      <w:pPr>
+        <w:pStyle w:val="ListParagraph"/>
+        <w:numPr>
+          <w:ilvl w:val="0"/>
+          <w:numId w:val="2"/>
+        </w:numPr>
+      </w:pPr>
+      <w:r>
+        <w:t xml:space="preserve">「その日の総体積÷便の総数」を各便の目安量とし、今の便が目安量に達したら目安量未満の他の便へ切り替える（1台目への偏りを防ぐ）。1件で目安量を超える大きな荷物は、既に積み始めた便ではなく空いている便へ回す</w:t>
+      </w:r>
+    </w:p>
+    <w:p>
+      <w:pPr>
+        <w:pStyle w:val="ListParagraph"/>
+        <w:numPr>
+          <w:ilvl w:val="0"/>
+          <w:numId w:val="2"/>
+        </w:numPr>
+      </w:pPr>
+      <w:r>
+        <w:t xml:space="preserve">切り替え先の選び方は設定で変えられる: 方面優先のみ（次の便）／方面優先＋積載バランス調整（積載率が最も低い便、既定）</w:t>
+      </w:r>
+    </w:p>
+    <w:p>
+      <w:pPr>
+        <w:pStyle w:val="ListParagraph"/>
+        <w:numPr>
+          <w:ilvl w:val="0"/>
+          <w:numId w:val="2"/>
+        </w:numPr>
+      </w:pPr>
+      <w:r>
+        <w:t xml:space="preserve">到着希望時刻に矛盾しない便を優先する</w:t>
+      </w:r>
+    </w:p>
+    <w:p>
+      <w:pPr>
+        <w:pStyle w:val="ListParagraph"/>
+        <w:numPr>
+          <w:ilvl w:val="0"/>
+          <w:numId w:val="2"/>
+        </w:numPr>
+      </w:pPr>
+      <w:r>
+        <w:t xml:space="preserve">各便に積める量は実効の上限（容積上限×積載利用率）。既に割り当て済みの荷物の体積を考慮する。</w:t>
+      </w:r>
       <w:r>
         <w:rPr>
           <w:b/>
           <w:bCs/>
         </w:rPr>
-        <w:t xml:space="preserve">順番</w:t>
-      </w:r>
-      <w:r>
-        <w:t xml:space="preserve">（</w:t>
-      </w:r>
-      <w:r>
-        <w:rPr>
-          <w:rFonts w:ascii="Consolas" w:cs="Consolas" w:eastAsia="Consolas" w:hAnsi="Consolas"/>
-          <w:shd w:fill="EEF1F5" w:color="auto" w:val="clear"/>
-        </w:rPr>
-        <w:t xml:space="preserve">orderWithTimeBudget</w:t>
-      </w:r>
-      <w:r>
-        <w:t xml:space="preserve">）: 到着希望時刻のある停車地を早い順に並べ、そこへ間に合う余裕がある限り、近くの時刻指定なしの停車地を途中に入れる。残りは近い順（最近傍法）</w:t>
+        <w:t xml:space="preserve">既存の便の範囲内でしか振り分けず、便を勝手に増やさない</w:t>
+      </w:r>
+      <w:r>
+        <w:t xml:space="preserve">。入らない分は「容積不足」、どのトラックの荷台にも入らない分は「サイズ超過」として積み残す</w:t>
+      </w:r>
+    </w:p>
+    <w:p>
+      <w:pPr>
+        <w:pStyle w:val="ListParagraph"/>
+        <w:numPr>
+          <w:ilvl w:val="0"/>
+          <w:numId w:val="2"/>
+        </w:numPr>
+      </w:pPr>
+      <w:r>
+        <w:t xml:space="preserve">API: </w:t>
+      </w:r>
+      <w:r>
+        <w:rPr>
+          <w:rFonts w:ascii="Consolas" w:cs="Consolas" w:eastAsia="Consolas" w:hAnsi="Consolas"/>
+          <w:shd w:fill="EEF1F5" w:color="auto" w:val="clear"/>
+        </w:rPr>
+        <w:t xml:space="preserve">GET /api/plans/[id]/suggest</w:t>
+      </w:r>
+      <w:r>
+        <w:t xml:space="preserve">（参考表示のみ）、</w:t>
+      </w:r>
+      <w:r>
+        <w:rPr>
+          <w:rFonts w:ascii="Consolas" w:cs="Consolas" w:eastAsia="Consolas" w:hAnsi="Consolas"/>
+          <w:shd w:fill="EEF1F5" w:color="auto" w:val="clear"/>
+        </w:rPr>
+        <w:t xml:space="preserve">POST /api/plans/[id]/assign-suggested</w:t>
+      </w:r>
+      <w:r>
+        <w:t xml:space="preserve">（一括反映）</w:t>
+      </w:r>
+    </w:p>
+    <w:p>
+      <w:pPr>
+        <w:pStyle w:val="Heading2"/>
+      </w:pPr>
+      <w:r>
+        <w:t xml:space="preserve">6.3 ルートの順番と到着予定時刻（</w:t>
+      </w:r>
+      <w:r>
+        <w:rPr>
+          <w:rFonts w:ascii="Consolas" w:cs="Consolas" w:eastAsia="Consolas" w:hAnsi="Consolas"/>
+          <w:shd w:fill="EEF1F5" w:color="auto" w:val="clear"/>
+        </w:rPr>
+        <w:t xml:space="preserve">routeOptimizer.ts</w:t>
+      </w:r>
+      <w:r>
+        <w:t xml:space="preserve">）</w:t>
+      </w:r>
+    </w:p>
+    <w:p>
+      <w:pPr>
+        <w:pStyle w:val="ListParagraph"/>
+        <w:numPr>
+          <w:ilvl w:val="0"/>
+          <w:numId w:val="2"/>
+        </w:numPr>
+      </w:pPr>
+      <w:r>
+        <w:t xml:space="preserve">本社の座標はシステム設定の値を使う（初期値は </w:t>
+      </w:r>
+      <w:r>
+        <w:rPr>
+          <w:rFonts w:ascii="Consolas" w:cs="Consolas" w:eastAsia="Consolas" w:hAnsi="Consolas"/>
+          <w:shd w:fill="EEF1F5" w:color="auto" w:val="clear"/>
+        </w:rPr>
+        <w:t xml:space="preserve">TOCHIGI_DEPOT</w:t>
+      </w:r>
+      <w:r>
+        <w:t xml:space="preserve">）</w:t>
       </w:r>
     </w:p>
     <w:p>
@@ -7770,20 +7995,10 @@
           <w:b/>
           <w:bCs/>
         </w:rPr>
-        <w:t xml:space="preserve">到着予定</w:t>
-      </w:r>
-      <w:r>
-        <w:t xml:space="preserve">（</w:t>
-      </w:r>
-      <w:r>
-        <w:rPr>
-          <w:rFonts w:ascii="Consolas" w:cs="Consolas" w:eastAsia="Consolas" w:hAnsi="Consolas"/>
-          <w:shd w:fill="EEF1F5" w:color="auto" w:val="clear"/>
-        </w:rPr>
-        <w:t xml:space="preserve">estimateStopTimes</w:t>
-      </w:r>
-      <w:r>
-        <w:t xml:space="preserve">）: 出発時刻から移動時間と積み下ろし時間を積み上げる。到着希望時刻に間に合う場合は希望時刻を到着予定にし、間に合わない場合は最短の時刻にして矛盾ありとする</w:t>
+        <w:t xml:space="preserve">距離と移動時間</w:t>
+      </w:r>
+      <w:r>
+        <w:t xml:space="preserve">: 2点間の直線距離（ハーバサイン公式）÷平均時速30km</w:t>
       </w:r>
     </w:p>
     <w:p>
@@ -7799,7 +8014,7 @@
           <w:b/>
           <w:bCs/>
         </w:rPr>
-        <w:t xml:space="preserve">本社帰着</w:t>
+        <w:t xml:space="preserve">順番</w:t>
       </w:r>
       <w:r>
         <w:t xml:space="preserve">（</w:t>
@@ -7809,10 +8024,10 @@
           <w:rFonts w:ascii="Consolas" w:cs="Consolas" w:eastAsia="Consolas" w:hAnsi="Consolas"/>
           <w:shd w:fill="EEF1F5" w:color="auto" w:val="clear"/>
         </w:rPr>
-        <w:t xml:space="preserve">estimateReturnToDepotTime</w:t>
-      </w:r>
-      <w:r>
-        <w:t xml:space="preserve">）: 最後の停車地の積み下ろし後、本社へ戻る時刻。配送計画一覧の帰社予定、荷物受付の定時超過判定はこの時刻を使う</w:t>
+        <w:t xml:space="preserve">orderWithTimeBudget</w:t>
+      </w:r>
+      <w:r>
+        <w:t xml:space="preserve">）: 到着希望時刻のある停車地を早い順に並べ、そこへ間に合う余裕がある限り、近くの時刻指定なしの停車地を途中に入れる。残りは近い順（最近傍法）</w:t>
       </w:r>
     </w:p>
     <w:p>
@@ -7828,6 +8043,64 @@
           <w:b/>
           <w:bCs/>
         </w:rPr>
+        <w:t xml:space="preserve">到着予定</w:t>
+      </w:r>
+      <w:r>
+        <w:t xml:space="preserve">（</w:t>
+      </w:r>
+      <w:r>
+        <w:rPr>
+          <w:rFonts w:ascii="Consolas" w:cs="Consolas" w:eastAsia="Consolas" w:hAnsi="Consolas"/>
+          <w:shd w:fill="EEF1F5" w:color="auto" w:val="clear"/>
+        </w:rPr>
+        <w:t xml:space="preserve">estimateStopTimes</w:t>
+      </w:r>
+      <w:r>
+        <w:t xml:space="preserve">）: 出発時刻から移動時間と積み下ろし時間を積み上げる。到着希望時刻に間に合う場合は希望時刻を到着予定にし、間に合わない場合は最短の時刻にして矛盾ありとする</w:t>
+      </w:r>
+    </w:p>
+    <w:p>
+      <w:pPr>
+        <w:pStyle w:val="ListParagraph"/>
+        <w:numPr>
+          <w:ilvl w:val="0"/>
+          <w:numId w:val="2"/>
+        </w:numPr>
+      </w:pPr>
+      <w:r>
+        <w:rPr>
+          <w:b/>
+          <w:bCs/>
+        </w:rPr>
+        <w:t xml:space="preserve">本社帰着</w:t>
+      </w:r>
+      <w:r>
+        <w:t xml:space="preserve">（</w:t>
+      </w:r>
+      <w:r>
+        <w:rPr>
+          <w:rFonts w:ascii="Consolas" w:cs="Consolas" w:eastAsia="Consolas" w:hAnsi="Consolas"/>
+          <w:shd w:fill="EEF1F5" w:color="auto" w:val="clear"/>
+        </w:rPr>
+        <w:t xml:space="preserve">estimateReturnToDepotTime</w:t>
+      </w:r>
+      <w:r>
+        <w:t xml:space="preserve">）: 最後の停車地の積み下ろし後、本社へ戻る時刻。配送計画一覧の帰社予定、荷物受付の定時超過判定はこの時刻を使う</w:t>
+      </w:r>
+    </w:p>
+    <w:p>
+      <w:pPr>
+        <w:pStyle w:val="ListParagraph"/>
+        <w:numPr>
+          <w:ilvl w:val="0"/>
+          <w:numId w:val="2"/>
+        </w:numPr>
+      </w:pPr>
+      <w:r>
+        <w:rPr>
+          <w:b/>
+          <w:bCs/>
+        </w:rPr>
         <w:t xml:space="preserve">昼休み</w:t>
       </w:r>
       <w:r>
@@ -7880,6 +8153,38 @@
     </w:p>
     <w:p>
       <w:pPr>
+        <w:pStyle w:val="ListParagraph"/>
+        <w:numPr>
+          <w:ilvl w:val="0"/>
+          <w:numId w:val="2"/>
+        </w:numPr>
+      </w:pPr>
+      <w:r>
+        <w:t xml:space="preserve">配送計画一覧の帰社予定は、最後の停車地の</w:t>
+      </w:r>
+      <w:r>
+        <w:rPr>
+          <w:b/>
+          <w:bCs/>
+        </w:rPr>
+        <w:t xml:space="preserve">予定時刻</w:t>
+      </w:r>
+      <w:r>
+        <w:t xml:space="preserve">からこの計算で求める。ダッシュボードの帰社予定（6.7節）は配達完了の</w:t>
+      </w:r>
+      <w:r>
+        <w:rPr>
+          <w:b/>
+          <w:bCs/>
+        </w:rPr>
+        <w:t xml:space="preserve">実績</w:t>
+      </w:r>
+      <w:r>
+        <w:t xml:space="preserve">から求めるため、両者は一致しないことがある</w:t>
+      </w:r>
+    </w:p>
+    <w:p>
+      <w:pPr>
         <w:pStyle w:val="Heading2"/>
       </w:pPr>
       <w:r>
@@ -8031,7 +8336,7 @@
         </w:numPr>
       </w:pPr>
       <w:r>
-        <w:t xml:space="preserve">各トラックについて、容積上限（積載率を反映）に達するたびに本社へ戻って積み直す（積み込み時間を加える）として、最後の便の本社帰着時刻を求める</w:t>
+        <w:t xml:space="preserve">各トラックについて、容積上限×積載利用率に達するたびに本社へ戻って積み直す（積み込み時間を加える）として、最後の便の本社帰着時刻を求める</w:t>
       </w:r>
     </w:p>
     <w:p>
@@ -8141,6 +8446,184 @@
       </w:r>
       <w:r>
         <w:t xml:space="preserve">: 荷物の入力（寸法など）の検証</w:t>
+      </w:r>
+    </w:p>
+    <w:p>
+      <w:pPr>
+        <w:pStyle w:val="Heading2"/>
+      </w:pPr>
+      <w:r>
+        <w:t xml:space="preserve">6.7 ダッシュボードの帰社予定（</w:t>
+      </w:r>
+      <w:r>
+        <w:rPr>
+          <w:rFonts w:ascii="Consolas" w:cs="Consolas" w:eastAsia="Consolas" w:hAnsi="Consolas"/>
+          <w:shd w:fill="EEF1F5" w:color="auto" w:val="clear"/>
+        </w:rPr>
+        <w:t xml:space="preserve">returnEstimate.ts</w:t>
+      </w:r>
+      <w:r>
+        <w:t xml:space="preserve"> の </w:t>
+      </w:r>
+      <w:r>
+        <w:rPr>
+          <w:rFonts w:ascii="Consolas" w:cs="Consolas" w:eastAsia="Consolas" w:hAnsi="Consolas"/>
+          <w:shd w:fill="EEF1F5" w:color="auto" w:val="clear"/>
+        </w:rPr>
+        <w:t xml:space="preserve">estimateReturnEta</w:t>
+      </w:r>
+      <w:r>
+        <w:t xml:space="preserve">）</w:t>
+      </w:r>
+    </w:p>
+    <w:p>
+      <w:pPr>
+        <w:spacing w:after="120"/>
+      </w:pPr>
+      <w:r>
+        <w:t xml:space="preserve">配達をすべて終え、帰社ボタンがまだ押されていない（帰社途中の）ルートについて、本社に着く見込みの時刻を求める。</w:t>
+      </w:r>
+    </w:p>
+    <w:p>
+      <w:pPr>
+        <w:pStyle w:val="ListParagraph"/>
+        <w:numPr>
+          <w:ilvl w:val="0"/>
+          <w:numId w:val="2"/>
+        </w:numPr>
+      </w:pPr>
+      <w:r>
+        <w:t xml:space="preserve">最後に配達完了を押した停車地の完了時刻（</w:t>
+      </w:r>
+      <w:r>
+        <w:rPr>
+          <w:rFonts w:ascii="Consolas" w:cs="Consolas" w:eastAsia="Consolas" w:hAnsi="Consolas"/>
+          <w:shd w:fill="EEF1F5" w:color="auto" w:val="clear"/>
+        </w:rPr>
+        <w:t xml:space="preserve">arrivedAt</w:t>
+      </w:r>
+      <w:r>
+        <w:t xml:space="preserve">。積み下ろしが済んだ時点の記録なので積み下ろし時間は足さない）から、その場所と本社の間の移動時間を足す。昼休みにかかれば休憩明けまで繰り下げる（6.3節と同じ扱い）</w:t>
+      </w:r>
+    </w:p>
+    <w:p>
+      <w:pPr>
+        <w:pStyle w:val="ListParagraph"/>
+        <w:numPr>
+          <w:ilvl w:val="0"/>
+          <w:numId w:val="2"/>
+        </w:numPr>
+      </w:pPr>
+      <w:r>
+        <w:t xml:space="preserve">完了の実績が1件も無い（すべてスキップなど）場合は、予定が最も遅い停車地の予定時刻＋積み下ろし時間から求める</w:t>
+      </w:r>
+    </w:p>
+    <w:p>
+      <w:pPr>
+        <w:pStyle w:val="Heading2"/>
+      </w:pPr>
+      <w:r>
+        <w:t xml:space="preserve">6.8 CSVの読み取り（</w:t>
+      </w:r>
+      <w:r>
+        <w:rPr>
+          <w:rFonts w:ascii="Consolas" w:cs="Consolas" w:eastAsia="Consolas" w:hAnsi="Consolas"/>
+          <w:shd w:fill="EEF1F5" w:color="auto" w:val="clear"/>
+        </w:rPr>
+        <w:t xml:space="preserve">csvImport.ts</w:t>
+      </w:r>
+      <w:r>
+        <w:t xml:space="preserve">）</w:t>
+      </w:r>
+    </w:p>
+    <w:p>
+      <w:pPr>
+        <w:spacing w:after="120"/>
+      </w:pPr>
+      <w:r>
+        <w:t xml:space="preserve">配送先・商品のCSV一括登録で共通に使う。</w:t>
+      </w:r>
+    </w:p>
+    <w:p>
+      <w:pPr>
+        <w:pStyle w:val="ListParagraph"/>
+        <w:numPr>
+          <w:ilvl w:val="0"/>
+          <w:numId w:val="2"/>
+        </w:numPr>
+      </w:pPr>
+      <w:r>
+        <w:rPr>
+          <w:b/>
+          <w:bCs/>
+        </w:rPr>
+        <w:t xml:space="preserve">文字コード</w:t>
+      </w:r>
+      <w:r>
+        <w:t xml:space="preserve">（</w:t>
+      </w:r>
+      <w:r>
+        <w:rPr>
+          <w:rFonts w:ascii="Consolas" w:cs="Consolas" w:eastAsia="Consolas" w:hAnsi="Consolas"/>
+          <w:shd w:fill="EEF1F5" w:color="auto" w:val="clear"/>
+        </w:rPr>
+        <w:t xml:space="preserve">decodeCsv</w:t>
+      </w:r>
+      <w:r>
+        <w:t xml:space="preserve">）: UTF-8として正しく読めればUTF-8（BOMは取り除く）、読めなければShift_JIS（Excelの「CSV（コンマ区切り）」保存）として読む</w:t>
+      </w:r>
+    </w:p>
+    <w:p>
+      <w:pPr>
+        <w:pStyle w:val="ListParagraph"/>
+        <w:numPr>
+          <w:ilvl w:val="0"/>
+          <w:numId w:val="2"/>
+        </w:numPr>
+      </w:pPr>
+      <w:r>
+        <w:rPr>
+          <w:b/>
+          <w:bCs/>
+        </w:rPr>
+        <w:t xml:space="preserve">見出し</w:t>
+      </w:r>
+      <w:r>
+        <w:t xml:space="preserve">（</w:t>
+      </w:r>
+      <w:r>
+        <w:rPr>
+          <w:rFonts w:ascii="Consolas" w:cs="Consolas" w:eastAsia="Consolas" w:hAnsi="Consolas"/>
+          <w:shd w:fill="EEF1F5" w:color="auto" w:val="clear"/>
+        </w:rPr>
+        <w:t xml:space="preserve">parseCsvTable</w:t>
+      </w:r>
+      <w:r>
+        <w:t xml:space="preserve">）: 1行目に必須の見出し（配送先は名称と住所、商品は商品名・幅・奥行き・高さ）がそろっていれば見出しに従って読み、それ以外の列は無視する。そろっていなければ見出しなしとみなし、決まった列順で1行目から読む。日本語・英語の見出し、大文字・小文字、前後の空白の違いは吸収する</w:t>
+      </w:r>
+    </w:p>
+    <w:p>
+      <w:pPr>
+        <w:pStyle w:val="ListParagraph"/>
+        <w:numPr>
+          <w:ilvl w:val="0"/>
+          <w:numId w:val="2"/>
+        </w:numPr>
+      </w:pPr>
+      <w:r>
+        <w:t xml:space="preserve">値の前後の空白は取り除き、空行は無視する。データが1行も無い（空のファイルなど）場合は400で理由を返す</w:t>
+      </w:r>
+    </w:p>
+    <w:p>
+      <w:pPr>
+        <w:pStyle w:val="ListParagraph"/>
+        <w:numPr>
+          <w:ilvl w:val="0"/>
+          <w:numId w:val="2"/>
+        </w:numPr>
+      </w:pPr>
+      <w:r>
+        <w:t xml:space="preserve">画面側は、ファイルを選んだ後にそのファイルを保存し直して送信できなかった場合（ブラウザの「Failed to fetch」）、ファイルを選び直すよう案内する</w:t>
       </w:r>
     </w:p>
     <w:p>
@@ -8434,7 +8917,7 @@
                 <w:sz w:val="18"/>
                 <w:szCs w:val="18"/>
               </w:rPr>
-              <w:t xml:space="preserve">ダッシュボードの集計（日付指定）</w:t>
+              <w:t xml:space="preserve">ダッシュボードの集計（日付指定。帰社途中のルートには帰社予定時刻を付ける）</w:t>
             </w:r>
           </w:p>
         </w:tc>
@@ -10484,7 +10967,7 @@
                 <w:sz w:val="18"/>
                 <w:szCs w:val="18"/>
               </w:rPr>
-              <w:t xml:space="preserve">配送先のCSV一括登録</w:t>
+              <w:t xml:space="preserve">配送先のCSV一括登録（6.8節）</w:t>
             </w:r>
           </w:p>
         </w:tc>
@@ -10894,7 +11377,7 @@
                 <w:sz w:val="18"/>
                 <w:szCs w:val="18"/>
               </w:rPr>
-              <w:t xml:space="preserve">トラックの一覧／登録</w:t>
+              <w:t xml:space="preserve">トラックの一覧／登録（荷台寸法は必須。容積上限は荷台寸法から計算）</w:t>
             </w:r>
           </w:p>
         </w:tc>
@@ -10976,7 +11459,7 @@
                 <w:sz w:val="18"/>
                 <w:szCs w:val="18"/>
               </w:rPr>
-              <w:t xml:space="preserve">トラックの更新／削除（履歴があれば廃車扱い）</w:t>
+              <w:t xml:space="preserve">トラックの更新（容積上限は荷台寸法から計算し直す）／削除（履歴があれば廃車扱い）</w:t>
             </w:r>
           </w:p>
         </w:tc>
@@ -11086,7 +11569,7 @@
                 <w:sz w:val="18"/>
                 <w:szCs w:val="18"/>
               </w:rPr>
-              <w:t xml:space="preserve">PATCH</w:t>
+              <w:t xml:space="preserve">PATCH/DELETE</w:t>
             </w:r>
           </w:p>
         </w:tc>
@@ -11140,7 +11623,89 @@
                 <w:sz w:val="18"/>
                 <w:szCs w:val="18"/>
               </w:rPr>
-              <w:t xml:space="preserve">商品の更新</w:t>
+              <w:t xml:space="preserve">商品の更新／削除（本日以降の未完了の荷物で使われていれば拒否）</w:t>
+            </w:r>
+          </w:p>
+        </w:tc>
+      </w:tr>
+      <w:tr>
+        <w:tc>
+          <w:tcPr>
+            <w:tcW w:type="dxa" w:w="1337"/>
+            <w:tcBorders>
+              <w:top w:val="single" w:color="BFC7D5" w:sz="4"/>
+              <w:left w:val="single" w:color="BFC7D5" w:sz="4"/>
+              <w:bottom w:val="single" w:color="BFC7D5" w:sz="4"/>
+              <w:right w:val="single" w:color="BFC7D5" w:sz="4"/>
+            </w:tcBorders>
+            <w:tcMar>
+              <w:top w:type="dxa" w:w="60"/>
+              <w:left w:type="dxa" w:w="100"/>
+              <w:bottom w:type="dxa" w:w="60"/>
+              <w:right w:type="dxa" w:w="100"/>
+            </w:tcMar>
+          </w:tcPr>
+          <w:p>
+            <w:r>
+              <w:rPr>
+                <w:sz w:val="18"/>
+                <w:szCs w:val="18"/>
+              </w:rPr>
+              <w:t xml:space="preserve">POST</w:t>
+            </w:r>
+          </w:p>
+        </w:tc>
+        <w:tc>
+          <w:tcPr>
+            <w:tcW w:type="dxa" w:w="2842"/>
+            <w:tcBorders>
+              <w:top w:val="single" w:color="BFC7D5" w:sz="4"/>
+              <w:left w:val="single" w:color="BFC7D5" w:sz="4"/>
+              <w:bottom w:val="single" w:color="BFC7D5" w:sz="4"/>
+              <w:right w:val="single" w:color="BFC7D5" w:sz="4"/>
+            </w:tcBorders>
+            <w:tcMar>
+              <w:top w:type="dxa" w:w="60"/>
+              <w:left w:type="dxa" w:w="100"/>
+              <w:bottom w:type="dxa" w:w="60"/>
+              <w:right w:type="dxa" w:w="100"/>
+            </w:tcMar>
+          </w:tcPr>
+          <w:p>
+            <w:r>
+              <w:rPr>
+                <w:rFonts w:ascii="Consolas" w:cs="Consolas" w:eastAsia="Consolas" w:hAnsi="Consolas"/>
+                <w:sz w:val="18"/>
+                <w:szCs w:val="18"/>
+                <w:shd w:fill="EEF1F5" w:color="auto" w:val="clear"/>
+              </w:rPr>
+              <w:t xml:space="preserve">/api/products/bulk</w:t>
+            </w:r>
+          </w:p>
+        </w:tc>
+        <w:tc>
+          <w:tcPr>
+            <w:tcW w:type="dxa" w:w="4847"/>
+            <w:tcBorders>
+              <w:top w:val="single" w:color="BFC7D5" w:sz="4"/>
+              <w:left w:val="single" w:color="BFC7D5" w:sz="4"/>
+              <w:bottom w:val="single" w:color="BFC7D5" w:sz="4"/>
+              <w:right w:val="single" w:color="BFC7D5" w:sz="4"/>
+            </w:tcBorders>
+            <w:tcMar>
+              <w:top w:type="dxa" w:w="60"/>
+              <w:left w:type="dxa" w:w="100"/>
+              <w:bottom w:type="dxa" w:w="60"/>
+              <w:right w:type="dxa" w:w="100"/>
+            </w:tcMar>
+          </w:tcPr>
+          <w:p>
+            <w:r>
+              <w:rPr>
+                <w:sz w:val="18"/>
+                <w:szCs w:val="18"/>
+              </w:rPr>
+              <w:t xml:space="preserve">商品のCSV一括登録（6.8節。同じ名前の商品がある行は登録しない）</w:t>
             </w:r>
           </w:p>
         </w:tc>
@@ -12456,7 +13021,7 @@
         <w:t xml:space="preserve">src/lib/*.test.ts</w:t>
       </w:r>
       <w:r>
-        <w:t xml:space="preserve">）: 積載の判定、到着予定と昼休み、順番、複数便、AI提案の割当、定時超過の判定、ドライバー用URLの有効期限、運行状況・受付状況・編集可能期間の判定</w:t>
+        <w:t xml:space="preserve">）: 積載の判定（荷台寸法の検証・容積上限の計算・積載利用率を含む）、到着予定と昼休み、順番、複数便、AI提案の割当、定時超過の判定、ダッシュボードの帰社予定、CSVの読み取り、ドライバー用URLの有効期限、運行状況・受付状況・編集可能期間の判定</w:t>
       </w:r>
     </w:p>
     <w:p>
@@ -12731,18 +13296,6 @@
         </w:numPr>
       </w:pPr>
       <w:r>
-        <w:t xml:space="preserve">商品の削除機能はない</w:t>
-      </w:r>
-    </w:p>
-    <w:p>
-      <w:pPr>
-        <w:pStyle w:val="ListParagraph"/>
-        <w:numPr>
-          <w:ilvl w:val="0"/>
-          <w:numId w:val="2"/>
-        </w:numPr>
-      </w:pPr>
-      <w:r>
         <w:t xml:space="preserve">本社での積み込み時間（既定30分）は概算値。実際の所要時間が分かったらシステム設定画面で変更する</w:t>
       </w:r>
     </w:p>
@@ -12756,6 +13309,54 @@
       </w:pPr>
       <w:r>
         <w:t xml:space="preserve">地図画像は OpenStreetMap の公式サーバーを使っている。業務での利用規模と利用規約の確認が必要</w:t>
+      </w:r>
+    </w:p>
+    <w:p>
+      <w:pPr>
+        <w:pStyle w:val="ListParagraph"/>
+        <w:numPr>
+          <w:ilvl w:val="0"/>
+          <w:numId w:val="2"/>
+        </w:numPr>
+      </w:pPr>
+      <w:r>
+        <w:t xml:space="preserve">住所検索で番地まで一致しなかった配送先は、地図上の位置が町・市の代表地点になり、距離・到着予定もその位置で計算される（配送先一覧で注記を表示。番地まで一致する書き方に直すと改善する）</w:t>
+      </w:r>
+    </w:p>
+    <w:p>
+      <w:pPr>
+        <w:pStyle w:val="ListParagraph"/>
+        <w:numPr>
+          <w:ilvl w:val="0"/>
+          <w:numId w:val="2"/>
+        </w:numPr>
+      </w:pPr>
+      <w:r>
+        <w:t xml:space="preserve">帰社予定時刻は、配送計画一覧（予定時刻から計算）とダッシュボード（配達完了の実績から計算）で一致しないことがある</w:t>
+      </w:r>
+    </w:p>
+    <w:p>
+      <w:pPr>
+        <w:pStyle w:val="ListParagraph"/>
+        <w:numPr>
+          <w:ilvl w:val="0"/>
+          <w:numId w:val="2"/>
+        </w:numPr>
+      </w:pPr>
+      <w:r>
+        <w:t xml:space="preserve">トラックの積載量（kg）は必須入力だが、計算には使っていない（重量は考慮しない方針）</w:t>
+      </w:r>
+    </w:p>
+    <w:p>
+      <w:pPr>
+        <w:pStyle w:val="ListParagraph"/>
+        <w:numPr>
+          <w:ilvl w:val="0"/>
+          <w:numId w:val="2"/>
+        </w:numPr>
+      </w:pPr>
+      <w:r>
+        <w:t xml:space="preserve">商品のCSV一括登録は同じ名前の商品を登録しないため、寸法の変更には使えない（画面の編集で行う）</w:t>
       </w:r>
     </w:p>
     <w:sectPr>

--- a/docs/仕様書.docx
+++ b/docs/仕様書.docx
@@ -5537,6 +5537,30 @@
       <w:pPr>
         <w:pStyle w:val="ListParagraph"/>
         <w:numPr>
+          <w:ilvl w:val="1"/>
+          <w:numId w:val="2"/>
+        </w:numPr>
+      </w:pPr>
+      <w:r>
+        <w:t xml:space="preserve">画面をロックする仕組みはなく、別々の配送先なら何人でも同時に保存できる。拒否されるのは同じ配送先を先に変更された行だけで、他の行は保存する</w:t>
+      </w:r>
+    </w:p>
+    <w:p>
+      <w:pPr>
+        <w:pStyle w:val="ListParagraph"/>
+        <w:numPr>
+          <w:ilvl w:val="1"/>
+          <w:numId w:val="2"/>
+        </w:numPr>
+      </w:pPr>
+      <w:r>
+        <w:t xml:space="preserve">画面は保存のたびに（拒否があっても）その日の内容をすべて読み込み直すため、利用者がブラウザを再読み込みする必要はない。拒否した行の理由はダイアログで表示し、画面が最新の内容に更新されることをダイアログの下に案内する</w:t>
+      </w:r>
+    </w:p>
+    <w:p>
+      <w:pPr>
+        <w:pStyle w:val="ListParagraph"/>
+        <w:numPr>
           <w:ilvl w:val="0"/>
           <w:numId w:val="2"/>
         </w:numPr>

--- a/docs/仕様書.docx
+++ b/docs/仕様書.docx
@@ -5280,43 +5280,53 @@
         <w:spacing w:after="120"/>
       </w:pPr>
       <w:r>
-        <w:t xml:space="preserve">権限に応じて3つの区分を表示する。</w:t>
-      </w:r>
-    </w:p>
-    <w:p>
-      <w:pPr>
-        <w:pStyle w:val="ListParagraph"/>
-        <w:numPr>
-          <w:ilvl w:val="0"/>
-          <w:numId w:val="2"/>
-        </w:numPr>
-      </w:pPr>
-      <w:r>
-        <w:t xml:space="preserve">業務メニュー（全員）: ダッシュボード / 荷物受付 / 配送計画一覧 / リアルタイム追跡</w:t>
-      </w:r>
-    </w:p>
-    <w:p>
-      <w:pPr>
-        <w:pStyle w:val="ListParagraph"/>
-        <w:numPr>
-          <w:ilvl w:val="0"/>
-          <w:numId w:val="2"/>
-        </w:numPr>
-      </w:pPr>
-      <w:r>
-        <w:t xml:space="preserve">配送管理（配送管理者以上）: 配送計画の作成 / 稼働トラックの登録 / 荷物受付状況の確認（注意が必要な日数をバッジ表示）</w:t>
-      </w:r>
-    </w:p>
-    <w:p>
-      <w:pPr>
-        <w:pStyle w:val="ListParagraph"/>
-        <w:numPr>
-          <w:ilvl w:val="0"/>
-          <w:numId w:val="2"/>
-        </w:numPr>
-      </w:pPr>
-      <w:r>
-        <w:t xml:space="preserve">マスタ管理（システム管理者）: ドライバー管理 / トラック管理 / 配送先管理 / 商品管理 / ユーザー管理 / システム設定</w:t>
+        <w:t xml:space="preserve">最上部に「荷物を受け付ける」ボタン（全員、</w:t>
+      </w:r>
+      <w:r>
+        <w:rPr>
+          <w:rFonts w:ascii="Consolas" w:cs="Consolas" w:eastAsia="Consolas" w:hAnsi="Consolas"/>
+          <w:shd w:fill="EEF1F5" w:color="auto" w:val="clear"/>
+        </w:rPr>
+        <w:t xml:space="preserve">/pool</w:t>
+      </w:r>
+      <w:r>
+        <w:t xml:space="preserve">へ移動。当日の未割当の配送先数をバッジ表示）を置き、その下に権限に応じて3つの区分を表示する。荷物受付は一般権限で唯一データを入力する画面のため、参照用の業務メニューとは分けている。</w:t>
+      </w:r>
+    </w:p>
+    <w:p>
+      <w:pPr>
+        <w:pStyle w:val="ListParagraph"/>
+        <w:numPr>
+          <w:ilvl w:val="0"/>
+          <w:numId w:val="2"/>
+        </w:numPr>
+      </w:pPr>
+      <w:r>
+        <w:t xml:space="preserve">業務メニュー（全員）: ダッシュボード / 配送計画一覧 / リアルタイム追跡</w:t>
+      </w:r>
+    </w:p>
+    <w:p>
+      <w:pPr>
+        <w:pStyle w:val="ListParagraph"/>
+        <w:numPr>
+          <w:ilvl w:val="0"/>
+          <w:numId w:val="2"/>
+        </w:numPr>
+      </w:pPr>
+      <w:r>
+        <w:t xml:space="preserve">配送管理メニュー（配送管理者以上）: 配送計画の作成 / 稼働トラックの登録 / 荷物受付状況の確認（注意が必要な日数をバッジ表示）</w:t>
+      </w:r>
+    </w:p>
+    <w:p>
+      <w:pPr>
+        <w:pStyle w:val="ListParagraph"/>
+        <w:numPr>
+          <w:ilvl w:val="0"/>
+          <w:numId w:val="2"/>
+        </w:numPr>
+      </w:pPr>
+      <w:r>
+        <w:t xml:space="preserve">マスタ管理メニュー（システム管理者）: ドライバー管理 / トラック管理 / 配送先管理 / 商品管理 / ユーザー管理 / システム設定</w:t>
       </w:r>
     </w:p>
     <w:p>

--- a/docs/仕様書.docx
+++ b/docs/仕様書.docx
@@ -5364,6 +5364,28 @@
         </w:numPr>
       </w:pPr>
       <w:r>
+        <w:t xml:space="preserve">30秒ごとに自動で読み直す（ブラウザの別のタブを見ている間は止める）。右上の「更新」ボタンでも読み直せ、横に最終更新時刻を出す（</w:t>
+      </w:r>
+      <w:r>
+        <w:rPr>
+          <w:rFonts w:ascii="Consolas" w:cs="Consolas" w:eastAsia="Consolas" w:hAnsi="Consolas"/>
+          <w:shd w:fill="EEF1F5" w:color="auto" w:val="clear"/>
+        </w:rPr>
+        <w:t xml:space="preserve">src/components/ui/RefreshButton.tsx</w:t>
+      </w:r>
+      <w:r>
+        <w:t xml:space="preserve">）。読み直しでは表示中の内容を消さずに差し替える</w:t>
+      </w:r>
+    </w:p>
+    <w:p>
+      <w:pPr>
+        <w:pStyle w:val="ListParagraph"/>
+        <w:numPr>
+          <w:ilvl w:val="0"/>
+          <w:numId w:val="2"/>
+        </w:numPr>
+      </w:pPr>
+      <w:r>
         <w:t xml:space="preserve">KPIカード（1行表示）: ルート数、完了、進行中、未割当トラック</w:t>
       </w:r>
     </w:p>
@@ -5712,6 +5734,18 @@
       </w:pPr>
       <w:r>
         <w:t xml:space="preserve">行をクリックすると配送計画の作成（編集）画面へ移る（配送管理者以上）</w:t>
+      </w:r>
+    </w:p>
+    <w:p>
+      <w:pPr>
+        <w:pStyle w:val="ListParagraph"/>
+        <w:numPr>
+          <w:ilvl w:val="0"/>
+          <w:numId w:val="2"/>
+        </w:numPr>
+      </w:pPr>
+      <w:r>
+        <w:t xml:space="preserve">「更新」ボタンで配車表とカレンダーの件数を読み直し、横に最終更新時刻を出す。荷物一覧の開閉やスクロール位置が勝手に変わらないよう、自動では読み直さない</w:t>
       </w:r>
     </w:p>
     <w:p>

--- a/docs/仕様書.docx
+++ b/docs/仕様書.docx
@@ -5331,6 +5331,18 @@
     </w:p>
     <w:p>
       <w:pPr>
+        <w:pStyle w:val="ListParagraph"/>
+        <w:numPr>
+          <w:ilvl w:val="0"/>
+          <w:numId w:val="2"/>
+        </w:numPr>
+      </w:pPr>
+      <w:r>
+        <w:t xml:space="preserve">最下部: ログイン中の人の名前と権限バッジ（権限ごとに、使えるメニュー区分と同じ色系）、その下に「ログアウト」ボタン</w:t>
+      </w:r>
+    </w:p>
+    <w:p>
+      <w:pPr>
         <w:pStyle w:val="Heading2"/>
       </w:pPr>
       <w:r>

--- a/docs/仕様書.docx
+++ b/docs/仕様書.docx
@@ -15,7 +15,7 @@
         <w:spacing w:after="120"/>
       </w:pPr>
       <w:r>
-        <w:t xml:space="preserve">最終更新: 2026-10-15（</w:t>
+        <w:t xml:space="preserve">最終更新: 2026-10-19（</w:t>
       </w:r>
       <w:r>
         <w:rPr>
@@ -25,7 +25,7 @@
         <w:t xml:space="preserve">main</w:t>
       </w:r>
       <w:r>
-        <w:t xml:space="preserve"> ブランチ時点のコードを基に作成。10-15の変更＝商品の削除とCSV一括登録、配送先CSVの改善、荷台寸法の必須化と容積上限の自動計算、積載利用率の全体適用、ダッシュボードの帰社表示を反映）</w:t>
+        <w:t xml:space="preserve"> ブランチ時点のコードを基に作成。10-15の変更＝商品の削除とCSV一括登録、配送先CSVの改善、荷台寸法の必須化と容積上限の自動計算、積載利用率の全体適用、ダッシュボードの帰社表示を反映。10-19の変更＝ダッシュボードの件数カード廃止とドライバー稼働状況の開閉式への変更を反映）</w:t>
       </w:r>
     </w:p>
     <w:p>
@@ -5398,19 +5398,49 @@
         </w:numPr>
       </w:pPr>
       <w:r>
-        <w:t xml:space="preserve">KPIカード（1行表示）: ルート数、完了、進行中、未割当トラック</w:t>
-      </w:r>
-    </w:p>
-    <w:p>
-      <w:pPr>
-        <w:pStyle w:val="ListParagraph"/>
-        <w:numPr>
-          <w:ilvl w:val="0"/>
-          <w:numId w:val="2"/>
-        </w:numPr>
-      </w:pPr>
-      <w:r>
-        <w:t xml:space="preserve">ドライバー稼働状況: 待機中 / 進行中 / 配達完了の3つの欄に分けて表示する（画面幅1280px以上で3つ横並び、1024〜1279pxは2つ並び）。進行中は「N/M便」バッジ</w:t>
+        <w:t xml:space="preserve">画面名の行は説明文を出さない1行の見出し（</w:t>
+      </w:r>
+      <w:r>
+        <w:rPr>
+          <w:rFonts w:ascii="Consolas" w:cs="Consolas" w:eastAsia="Consolas" w:hAnsi="Consolas"/>
+          <w:shd w:fill="EEF1F5" w:color="auto" w:val="clear"/>
+        </w:rPr>
+        <w:t xml:space="preserve">PageHeader</w:t>
+      </w:r>
+      <w:r>
+        <w:t xml:space="preserve"> の </w:t>
+      </w:r>
+      <w:r>
+        <w:rPr>
+          <w:rFonts w:ascii="Consolas" w:cs="Consolas" w:eastAsia="Consolas" w:hAnsi="Consolas"/>
+          <w:shd w:fill="EEF1F5" w:color="auto" w:val="clear"/>
+        </w:rPr>
+        <w:t xml:space="preserve">description</w:t>
+      </w:r>
+      <w:r>
+        <w:t xml:space="preserve"> を省略）。件数のカードは置かない（件数は下のドライバー稼働状況の人数と重複するため、2026-10-19に廃止）</w:t>
+      </w:r>
+    </w:p>
+    <w:p>
+      <w:pPr>
+        <w:pStyle w:val="ListParagraph"/>
+        <w:numPr>
+          <w:ilvl w:val="0"/>
+          <w:numId w:val="2"/>
+        </w:numPr>
+      </w:pPr>
+      <w:r>
+        <w:t xml:space="preserve">ドライバー稼働状況（</w:t>
+      </w:r>
+      <w:r>
+        <w:rPr>
+          <w:rFonts w:ascii="Consolas" w:cs="Consolas" w:eastAsia="Consolas" w:hAnsi="Consolas"/>
+          <w:shd w:fill="EEF1F5" w:color="auto" w:val="clear"/>
+        </w:rPr>
+        <w:t xml:space="preserve">src/components/dashboard/DriverStatusTable.tsx</w:t>
+      </w:r>
+      <w:r>
+        <w:t xml:space="preserve">）: 稼働前 / 進行中 / 配達完了 / 待機の4つの欄を横に並べる（画面幅1280px以上で4つ横並び、1024〜1279pxは2つ並び。配達完了の欄は帰社の列がある分だけ広く、待機の欄は狭い）</w:t>
       </w:r>
     </w:p>
     <w:p>
@@ -5422,19 +5452,65 @@
         </w:numPr>
       </w:pPr>
       <w:r>
-        <w:t xml:space="preserve">配達完了の欄だけは、ドライバー・トラック・帰社の3列で1行に並べる（区分の列は出さない）。帰社の列は「帰社途中 HH:mm予定」（オレンジ系）か「帰社済み HH:mm」（緑系）</w:t>
-      </w:r>
-    </w:p>
-    <w:p>
-      <w:pPr>
-        <w:pStyle w:val="ListParagraph"/>
-        <w:numPr>
-          <w:ilvl w:val="0"/>
-          <w:numId w:val="2"/>
-        </w:numPr>
-      </w:pPr>
-      <w:r>
-        <w:t xml:space="preserve">本日の配送ルート: ルートごとのカード。停車地一覧に便番号、運行状況のバッジ。配達完了のカードには、同じ「帰社途中／帰社済み」をカード幅の帯で表示する（表示は </w:t>
+        <w:t xml:space="preserve">稼働前＝その日のルートがあり運送開始前で、配達完了の停車地もないドライバー。待機＝その日のルートがないドライバー（APIの </w:t>
+      </w:r>
+      <w:r>
+        <w:rPr>
+          <w:rFonts w:ascii="Consolas" w:cs="Consolas" w:eastAsia="Consolas" w:hAnsi="Consolas"/>
+          <w:shd w:fill="EEF1F5" w:color="auto" w:val="clear"/>
+        </w:rPr>
+        <w:t xml:space="preserve">status: IDLE</w:t>
+      </w:r>
+      <w:r>
+        <w:t xml:space="preserve"> をトラックの有無で分ける）</w:t>
+      </w:r>
+    </w:p>
+    <w:p>
+      <w:pPr>
+        <w:pStyle w:val="ListParagraph"/>
+        <w:numPr>
+          <w:ilvl w:val="1"/>
+          <w:numId w:val="2"/>
+        </w:numPr>
+      </w:pPr>
+      <w:r>
+        <w:t xml:space="preserve">各欄は普段、区分のバッジと人数（太字）だけを出し、「詳細を表示」（待機の欄は「名前を表示」）を押すとその欄だけ開く。開閉の状態は欄ごとに画面の中だけで持ち、日付の切り替え・画面の開き直しで閉じた状態に戻る（30秒ごとの自動更新では開いたまま）。0名の欄はボタンを出さず「対象のドライバーはいません」</w:t>
+      </w:r>
+    </w:p>
+    <w:p>
+      <w:pPr>
+        <w:pStyle w:val="ListParagraph"/>
+        <w:numPr>
+          <w:ilvl w:val="1"/>
+          <w:numId w:val="2"/>
+        </w:numPr>
+      </w:pPr>
+      <w:r>
+        <w:t xml:space="preserve">開いた中身は、稼働前・進行中がドライバーとトラック（進行中は「N/M便」バッジ）、配達完了がドライバー・トラック・帰社の3列。帰社の列は「帰社途中 HH:mm予定」（オレンジ系）か「帰社済み HH:mm」（緑系）。待機は名前を「、」区切りで並べる</w:t>
+      </w:r>
+    </w:p>
+    <w:p>
+      <w:pPr>
+        <w:pStyle w:val="ListParagraph"/>
+        <w:numPr>
+          <w:ilvl w:val="1"/>
+          <w:numId w:val="2"/>
+        </w:numPr>
+      </w:pPr>
+      <w:r>
+        <w:t xml:space="preserve">配達完了の欄の見出しには、畳んでいても分かるよう「帰社途中 N名」を常に出す</w:t>
+      </w:r>
+    </w:p>
+    <w:p>
+      <w:pPr>
+        <w:pStyle w:val="ListParagraph"/>
+        <w:numPr>
+          <w:ilvl w:val="0"/>
+          <w:numId w:val="2"/>
+        </w:numPr>
+      </w:pPr>
+      <w:r>
+        <w:t xml:space="preserve">本日の配送ルート: 見出しの横にその日のルート数（「N件」）を出す。ルートごとのカード。停車地一覧に便番号、運行状況のバッジ。配達完了のカードには、同じ「帰社途中／帰社済み」をカード幅の帯で表示する（表示は </w:t>
       </w:r>
       <w:r>
         <w:rPr>

--- a/docs/仕様書.docx
+++ b/docs/仕様書.docx
@@ -25,7 +25,7 @@
         <w:t xml:space="preserve">main</w:t>
       </w:r>
       <w:r>
-        <w:t xml:space="preserve"> ブランチ時点のコードを基に作成。10-15の変更＝商品の削除とCSV一括登録、配送先CSVの改善、荷台寸法の必須化と容積上限の自動計算、積載利用率の全体適用、ダッシュボードの帰社表示を反映。10-19の変更＝ダッシュボードの件数カード廃止とドライバー稼働状況の開閉式への変更を反映）</w:t>
+        <w:t xml:space="preserve"> ブランチ時点のコードを基に作成。10-15の変更＝商品の削除とCSV一括登録、配送先CSVの改善、荷台寸法の必須化と容積上限の自動計算、積載利用率の全体適用、ダッシュボードの帰社表示を反映。10-19の変更＝ダッシュボードの件数カード廃止とドライバー稼働状況の開閉式への変更、ドライバーの免許番号の廃止と同名確認を反映）</w:t>
       </w:r>
     </w:p>
     <w:p>
@@ -2625,7 +2625,7 @@
         </w:numPr>
       </w:pPr>
       <w:r>
-        <w:t xml:space="preserve">ドライバー用のルート情報では、ドライバーの電話番号・免許証番号などは返さない（名前のみ）</w:t>
+        <w:t xml:space="preserve">ドライバー用のルート情報では、ドライバーの電話番号などは返さない（名前のみ）</w:t>
       </w:r>
     </w:p>
     <w:p>
@@ -3111,22 +3111,6 @@
                 <w:szCs w:val="18"/>
                 <w:shd w:fill="EEF1F5" w:color="auto" w:val="clear"/>
               </w:rPr>
-              <w:t xml:space="preserve">licenseNo</w:t>
-            </w:r>
-            <w:r>
-              <w:rPr>
-                <w:sz w:val="18"/>
-                <w:szCs w:val="18"/>
-              </w:rPr>
-              <w:t xml:space="preserve">、</w:t>
-            </w:r>
-            <w:r>
-              <w:rPr>
-                <w:rFonts w:ascii="Consolas" w:cs="Consolas" w:eastAsia="Consolas" w:hAnsi="Consolas"/>
-                <w:sz w:val="18"/>
-                <w:szCs w:val="18"/>
-                <w:shd w:fill="EEF1F5" w:color="auto" w:val="clear"/>
-              </w:rPr>
               <w:t xml:space="preserve">status</w:t>
             </w:r>
             <w:r>
@@ -6500,7 +6484,49 @@
         <w:spacing w:after="120"/>
       </w:pPr>
       <w:r>
-        <w:t xml:space="preserve">種別（固定ルート/専任/営業）ごとの一覧、登録・編集・削除（履歴がある場合は非稼働化）。休日設定画面で、平日の個別休日をカレンダーから設定する（土日・祝日は自動で休日）。</w:t>
+        <w:t xml:space="preserve">種別（固定ルート/専任/営業）ごとの一覧、登録・削除（履歴がある場合は非稼働化）。登録後の編集はできない。登録項目は名前・電話番号・種別（免許番号は2026-10-19に廃止し、列も削除した）。</w:t>
+      </w:r>
+    </w:p>
+    <w:p>
+      <w:pPr>
+        <w:pStyle w:val="ListParagraph"/>
+        <w:numPr>
+          <w:ilvl w:val="0"/>
+          <w:numId w:val="2"/>
+        </w:numPr>
+      </w:pPr>
+      <w:r>
+        <w:t xml:space="preserve">同じ名前のドライバー（削除済みを含む）がいる場合、</w:t>
+      </w:r>
+      <w:r>
+        <w:rPr>
+          <w:rFonts w:ascii="Consolas" w:cs="Consolas" w:eastAsia="Consolas" w:hAnsi="Consolas"/>
+          <w:shd w:fill="EEF1F5" w:color="auto" w:val="clear"/>
+        </w:rPr>
+        <w:t xml:space="preserve">POST /api/drivers</w:t>
+      </w:r>
+      <w:r>
+        <w:t xml:space="preserve"> は409（</w:t>
+      </w:r>
+      <w:r>
+        <w:rPr>
+          <w:rFonts w:ascii="Consolas" w:cs="Consolas" w:eastAsia="Consolas" w:hAnsi="Consolas"/>
+          <w:shd w:fill="EEF1F5" w:color="auto" w:val="clear"/>
+        </w:rPr>
+        <w:t xml:space="preserve">duplicateName: true</w:t>
+      </w:r>
+      <w:r>
+        <w:t xml:space="preserve"> と既存の名前・電話番号・種別・状態の一覧）を返す。画面で確認ダイアログを出し、「登録する」を選ぶと </w:t>
+      </w:r>
+      <w:r>
+        <w:rPr>
+          <w:rFonts w:ascii="Consolas" w:cs="Consolas" w:eastAsia="Consolas" w:hAnsi="Consolas"/>
+          <w:shd w:fill="EEF1F5" w:color="auto" w:val="clear"/>
+        </w:rPr>
+        <w:t xml:space="preserve">allowDuplicateName: true</w:t>
+      </w:r>
+      <w:r>
+        <w:t xml:space="preserve"> を付けて送り直す（同姓同名の別人もあり得るため拒否はしない）。名前の比較では空白（全角・半角）を取り除く休日設定画面で、平日の個別休日をカレンダーから設定する（土日・祝日は自動で休日）。</w:t>
       </w:r>
     </w:p>
     <w:p>
@@ -11287,7 +11313,7 @@
                 <w:sz w:val="18"/>
                 <w:szCs w:val="18"/>
               </w:rPr>
-              <w:t xml:space="preserve">ドライバーの一覧（種別・状態で絞り込み）／登録</w:t>
+              <w:t xml:space="preserve">ドライバーの一覧（種別・状態で絞り込み）／登録（同名がいれば確認のため409）</w:t>
             </w:r>
           </w:p>
         </w:tc>

--- a/docs/仕様書.docx
+++ b/docs/仕様書.docx
@@ -7739,6 +7739,246 @@
                 <w:sz w:val="18"/>
                 <w:szCs w:val="18"/>
               </w:rPr>
+              <w:t xml:space="preserve">平均時速</w:t>
+            </w:r>
+          </w:p>
+        </w:tc>
+        <w:tc>
+          <w:tcPr>
+            <w:tcW w:type="dxa" w:w="882"/>
+            <w:tcBorders>
+              <w:top w:val="single" w:color="BFC7D5" w:sz="4"/>
+              <w:left w:val="single" w:color="BFC7D5" w:sz="4"/>
+              <w:bottom w:val="single" w:color="BFC7D5" w:sz="4"/>
+              <w:right w:val="single" w:color="BFC7D5" w:sz="4"/>
+            </w:tcBorders>
+            <w:tcMar>
+              <w:top w:type="dxa" w:w="60"/>
+              <w:left w:type="dxa" w:w="100"/>
+              <w:bottom w:type="dxa" w:w="60"/>
+              <w:right w:type="dxa" w:w="100"/>
+            </w:tcMar>
+          </w:tcPr>
+          <w:p>
+            <w:r>
+              <w:rPr>
+                <w:sz w:val="18"/>
+                <w:szCs w:val="18"/>
+              </w:rPr>
+              <w:t xml:space="preserve">45km/h</w:t>
+            </w:r>
+          </w:p>
+        </w:tc>
+        <w:tc>
+          <w:tcPr>
+            <w:tcW w:type="dxa" w:w="7058"/>
+            <w:tcBorders>
+              <w:top w:val="single" w:color="BFC7D5" w:sz="4"/>
+              <w:left w:val="single" w:color="BFC7D5" w:sz="4"/>
+              <w:bottom w:val="single" w:color="BFC7D5" w:sz="4"/>
+              <w:right w:val="single" w:color="BFC7D5" w:sz="4"/>
+            </w:tcBorders>
+            <w:tcMar>
+              <w:top w:type="dxa" w:w="60"/>
+              <w:left w:type="dxa" w:w="100"/>
+              <w:bottom w:type="dxa" w:w="60"/>
+              <w:right w:type="dxa" w:w="100"/>
+            </w:tcMar>
+          </w:tcPr>
+          <w:p>
+            <w:r>
+              <w:rPr>
+                <w:sz w:val="18"/>
+                <w:szCs w:val="18"/>
+              </w:rPr>
+              <w:t xml:space="preserve">移動時間の見積もり（6.3節）</w:t>
+            </w:r>
+          </w:p>
+        </w:tc>
+      </w:tr>
+      <w:tr>
+        <w:tc>
+          <w:tcPr>
+            <w:tcW w:type="dxa" w:w="1086"/>
+            <w:tcBorders>
+              <w:top w:val="single" w:color="BFC7D5" w:sz="4"/>
+              <w:left w:val="single" w:color="BFC7D5" w:sz="4"/>
+              <w:bottom w:val="single" w:color="BFC7D5" w:sz="4"/>
+              <w:right w:val="single" w:color="BFC7D5" w:sz="4"/>
+            </w:tcBorders>
+            <w:tcMar>
+              <w:top w:type="dxa" w:w="60"/>
+              <w:left w:type="dxa" w:w="100"/>
+              <w:bottom w:type="dxa" w:w="60"/>
+              <w:right w:type="dxa" w:w="100"/>
+            </w:tcMar>
+          </w:tcPr>
+          <w:p>
+            <w:r>
+              <w:rPr>
+                <w:sz w:val="18"/>
+                <w:szCs w:val="18"/>
+              </w:rPr>
+              <w:t xml:space="preserve">回り道係数</w:t>
+            </w:r>
+          </w:p>
+        </w:tc>
+        <w:tc>
+          <w:tcPr>
+            <w:tcW w:type="dxa" w:w="882"/>
+            <w:tcBorders>
+              <w:top w:val="single" w:color="BFC7D5" w:sz="4"/>
+              <w:left w:val="single" w:color="BFC7D5" w:sz="4"/>
+              <w:bottom w:val="single" w:color="BFC7D5" w:sz="4"/>
+              <w:right w:val="single" w:color="BFC7D5" w:sz="4"/>
+            </w:tcBorders>
+            <w:tcMar>
+              <w:top w:type="dxa" w:w="60"/>
+              <w:left w:type="dxa" w:w="100"/>
+              <w:bottom w:type="dxa" w:w="60"/>
+              <w:right w:type="dxa" w:w="100"/>
+            </w:tcMar>
+          </w:tcPr>
+          <w:p>
+            <w:r>
+              <w:rPr>
+                <w:sz w:val="18"/>
+                <w:szCs w:val="18"/>
+              </w:rPr>
+              <w:t xml:space="preserve">1.1</w:t>
+            </w:r>
+          </w:p>
+        </w:tc>
+        <w:tc>
+          <w:tcPr>
+            <w:tcW w:type="dxa" w:w="7058"/>
+            <w:tcBorders>
+              <w:top w:val="single" w:color="BFC7D5" w:sz="4"/>
+              <w:left w:val="single" w:color="BFC7D5" w:sz="4"/>
+              <w:bottom w:val="single" w:color="BFC7D5" w:sz="4"/>
+              <w:right w:val="single" w:color="BFC7D5" w:sz="4"/>
+            </w:tcBorders>
+            <w:tcMar>
+              <w:top w:type="dxa" w:w="60"/>
+              <w:left w:type="dxa" w:w="100"/>
+              <w:bottom w:type="dxa" w:w="60"/>
+              <w:right w:type="dxa" w:w="100"/>
+            </w:tcMar>
+          </w:tcPr>
+          <w:p>
+            <w:r>
+              <w:rPr>
+                <w:sz w:val="18"/>
+                <w:szCs w:val="18"/>
+              </w:rPr>
+              <w:t xml:space="preserve">直線距離に掛けて道路の距離の目安にする（6.3節）</w:t>
+            </w:r>
+          </w:p>
+        </w:tc>
+      </w:tr>
+      <w:tr>
+        <w:tc>
+          <w:tcPr>
+            <w:tcW w:type="dxa" w:w="1086"/>
+            <w:tcBorders>
+              <w:top w:val="single" w:color="BFC7D5" w:sz="4"/>
+              <w:left w:val="single" w:color="BFC7D5" w:sz="4"/>
+              <w:bottom w:val="single" w:color="BFC7D5" w:sz="4"/>
+              <w:right w:val="single" w:color="BFC7D5" w:sz="4"/>
+            </w:tcBorders>
+            <w:tcMar>
+              <w:top w:type="dxa" w:w="60"/>
+              <w:left w:type="dxa" w:w="100"/>
+              <w:bottom w:type="dxa" w:w="60"/>
+              <w:right w:type="dxa" w:w="100"/>
+            </w:tcMar>
+          </w:tcPr>
+          <w:p>
+            <w:r>
+              <w:rPr>
+                <w:sz w:val="18"/>
+                <w:szCs w:val="18"/>
+              </w:rPr>
+              <w:t xml:space="preserve">1区間ごとの固定時間</w:t>
+            </w:r>
+          </w:p>
+        </w:tc>
+        <w:tc>
+          <w:tcPr>
+            <w:tcW w:type="dxa" w:w="882"/>
+            <w:tcBorders>
+              <w:top w:val="single" w:color="BFC7D5" w:sz="4"/>
+              <w:left w:val="single" w:color="BFC7D5" w:sz="4"/>
+              <w:bottom w:val="single" w:color="BFC7D5" w:sz="4"/>
+              <w:right w:val="single" w:color="BFC7D5" w:sz="4"/>
+            </w:tcBorders>
+            <w:tcMar>
+              <w:top w:type="dxa" w:w="60"/>
+              <w:left w:type="dxa" w:w="100"/>
+              <w:bottom w:type="dxa" w:w="60"/>
+              <w:right w:type="dxa" w:w="100"/>
+            </w:tcMar>
+          </w:tcPr>
+          <w:p>
+            <w:r>
+              <w:rPr>
+                <w:sz w:val="18"/>
+                <w:szCs w:val="18"/>
+              </w:rPr>
+              <w:t xml:space="preserve">8分</w:t>
+            </w:r>
+          </w:p>
+        </w:tc>
+        <w:tc>
+          <w:tcPr>
+            <w:tcW w:type="dxa" w:w="7058"/>
+            <w:tcBorders>
+              <w:top w:val="single" w:color="BFC7D5" w:sz="4"/>
+              <w:left w:val="single" w:color="BFC7D5" w:sz="4"/>
+              <w:bottom w:val="single" w:color="BFC7D5" w:sz="4"/>
+              <w:right w:val="single" w:color="BFC7D5" w:sz="4"/>
+            </w:tcBorders>
+            <w:tcMar>
+              <w:top w:type="dxa" w:w="60"/>
+              <w:left w:type="dxa" w:w="100"/>
+              <w:bottom w:type="dxa" w:w="60"/>
+              <w:right w:type="dxa" w:w="100"/>
+            </w:tcMar>
+          </w:tcPr>
+          <w:p>
+            <w:r>
+              <w:rPr>
+                <w:sz w:val="18"/>
+                <w:szCs w:val="18"/>
+              </w:rPr>
+              <w:t xml:space="preserve">信号・右左折・駐車などの分（6.3節）。この3つを保存すると、今日以降のまだ出発していないルートの到着予定を計算し直す</w:t>
+            </w:r>
+          </w:p>
+        </w:tc>
+      </w:tr>
+      <w:tr>
+        <w:tc>
+          <w:tcPr>
+            <w:tcW w:type="dxa" w:w="1086"/>
+            <w:tcBorders>
+              <w:top w:val="single" w:color="BFC7D5" w:sz="4"/>
+              <w:left w:val="single" w:color="BFC7D5" w:sz="4"/>
+              <w:bottom w:val="single" w:color="BFC7D5" w:sz="4"/>
+              <w:right w:val="single" w:color="BFC7D5" w:sz="4"/>
+            </w:tcBorders>
+            <w:tcMar>
+              <w:top w:type="dxa" w:w="60"/>
+              <w:left w:type="dxa" w:w="100"/>
+              <w:bottom w:type="dxa" w:w="60"/>
+              <w:right w:type="dxa" w:w="100"/>
+            </w:tcMar>
+          </w:tcPr>
+          <w:p>
+            <w:r>
+              <w:rPr>
+                <w:sz w:val="18"/>
+                <w:szCs w:val="18"/>
+              </w:rPr>
               <w:t xml:space="preserve">本部名称・住所</w:t>
             </w:r>
           </w:p>
@@ -8180,7 +8420,37 @@
         <w:t xml:space="preserve">距離と移動時間</w:t>
       </w:r>
       <w:r>
-        <w:t xml:space="preserve">: 2点間の直線距離（ハーバサイン公式）÷平均時速30km</w:t>
+        <w:t xml:space="preserve">（</w:t>
+      </w:r>
+      <w:r>
+        <w:rPr>
+          <w:rFonts w:ascii="Consolas" w:cs="Consolas" w:eastAsia="Consolas" w:hAnsi="Consolas"/>
+          <w:shd w:fill="EEF1F5" w:color="auto" w:val="clear"/>
+        </w:rPr>
+        <w:t xml:space="preserve">travelTimeMs</w:t>
+      </w:r>
+      <w:r>
+        <w:t xml:space="preserve">）: 移動時間＝1区間ごとの固定時間＋直線距離（ハーバサイン公式）×回り道係数÷平均時速。距離0の区間は0分。値はシステム設定（5.15節）から</w:t>
+      </w:r>
+      <w:r>
+        <w:rPr>
+          <w:rFonts w:ascii="Consolas" w:cs="Consolas" w:eastAsia="Consolas" w:hAnsi="Consolas"/>
+          <w:shd w:fill="EEF1F5" w:color="auto" w:val="clear"/>
+        </w:rPr>
+        <w:t xml:space="preserve">travelModelFromSettings</w:t>
+      </w:r>
+      <w:r>
+        <w:t xml:space="preserve">で作る。省略時は従来の直線距離÷時速30km（</w:t>
+      </w:r>
+      <w:r>
+        <w:rPr>
+          <w:rFonts w:ascii="Consolas" w:cs="Consolas" w:eastAsia="Consolas" w:hAnsi="Consolas"/>
+          <w:shd w:fill="EEF1F5" w:color="auto" w:val="clear"/>
+        </w:rPr>
+        <w:t xml:space="preserve">DEFAULT_TRAVEL_MODEL</w:t>
+      </w:r>
+      <w:r>
+        <w:t xml:space="preserve">、自動テストで使用）</w:t>
       </w:r>
     </w:p>
     <w:p>

--- a/docs/仕様書.docx
+++ b/docs/仕様書.docx
@@ -5634,6 +5634,18 @@
         </w:numPr>
       </w:pPr>
       <w:r>
+        <w:t xml:space="preserve">到着希望時刻に間に合わない見込みの配送先（同じ時間帯の指定が重なってトラックが足りない、出発から移動が間に合わない等。判定は6.5）があれば、見込みの欄に配送先名と指定時刻を表示し、保存後のダイアログでも知らせる。保存は止めない</w:t>
+      </w:r>
+    </w:p>
+    <w:p>
+      <w:pPr>
+        <w:pStyle w:val="ListParagraph"/>
+        <w:numPr>
+          <w:ilvl w:val="0"/>
+          <w:numId w:val="2"/>
+        </w:numPr>
+      </w:pPr>
+      <w:r>
         <w:t xml:space="preserve">保存は差分方式（追加・更新・削除した行だけを送る）。他の人が先に更新した行を上書きしようとすると拒否し、誰が更新したかを表示する（楽観ロック）</w:t>
       </w:r>
     </w:p>
@@ -8801,6 +8813,48 @@
       </w:pPr>
       <w:r>
         <w:t xml:space="preserve">荷台に入らない配送先は計算に含めない</w:t>
+      </w:r>
+    </w:p>
+    <w:p>
+      <w:pPr>
+        <w:pStyle w:val="ListParagraph"/>
+        <w:numPr>
+          <w:ilvl w:val="0"/>
+          <w:numId w:val="2"/>
+        </w:numPr>
+      </w:pPr>
+      <w:r>
+        <w:t xml:space="preserve">同じ計算の中で、到着希望時刻に間に合わない配送先（</w:t>
+      </w:r>
+      <w:r>
+        <w:rPr>
+          <w:rFonts w:ascii="Consolas" w:cs="Consolas" w:eastAsia="Consolas" w:hAnsi="Consolas"/>
+          <w:shd w:fill="EEF1F5" w:color="auto" w:val="clear"/>
+        </w:rPr>
+        <w:t xml:space="preserve">estimateStopTimes</w:t>
+      </w:r>
+      <w:r>
+        <w:t xml:space="preserve">の</w:t>
+      </w:r>
+      <w:r>
+        <w:rPr>
+          <w:rFonts w:ascii="Consolas" w:cs="Consolas" w:eastAsia="Consolas" w:hAnsi="Consolas"/>
+          <w:shd w:fill="EEF1F5" w:color="auto" w:val="clear"/>
+        </w:rPr>
+        <w:t xml:space="preserve">timeConflict</w:t>
+      </w:r>
+      <w:r>
+        <w:t xml:space="preserve">）を集め、</w:t>
+      </w:r>
+      <w:r>
+        <w:rPr>
+          <w:rFonts w:ascii="Consolas" w:cs="Consolas" w:eastAsia="Consolas" w:hAnsi="Consolas"/>
+          <w:shd w:fill="EEF1F5" w:color="auto" w:val="clear"/>
+        </w:rPr>
+        <w:t xml:space="preserve">arrivalConflictStopIds</w:t>
+      </w:r>
+      <w:r>
+        <w:t xml:space="preserve">として返す。割当済みの配送先は今のトラックで、未割当は上の仮の振り分けで判定する。トラックが登録されていない日は判定しない</w:t>
       </w:r>
     </w:p>
     <w:p>

--- a/docs/仕様書.docx
+++ b/docs/仕様書.docx
@@ -8824,6 +8824,64 @@
         </w:numPr>
       </w:pPr>
       <w:r>
+        <w:t xml:space="preserve">配送日が今日（日本時間）のときは、計算の出発点をトラックの状態で変える（明日以降は全トラックとも出発時刻に本社を出る）</w:t>
+      </w:r>
+    </w:p>
+    <w:p>
+      <w:pPr>
+        <w:pStyle w:val="ListParagraph"/>
+        <w:numPr>
+          <w:ilvl w:val="1"/>
+          <w:numId w:val="2"/>
+        </w:numPr>
+      </w:pPr>
+      <w:r>
+        <w:t xml:space="preserve">稼働前：「出発時刻」と「今」の遅い方に本社を出る</w:t>
+      </w:r>
+    </w:p>
+    <w:p>
+      <w:pPr>
+        <w:pStyle w:val="ListParagraph"/>
+        <w:numPr>
+          <w:ilvl w:val="1"/>
+          <w:numId w:val="2"/>
+        </w:numPr>
+      </w:pPr>
+      <w:r>
+        <w:t xml:space="preserve">出発済み（稼働中・配達完了・帰社済み）：今いる場所から今の時刻で計算する。今積んでいる配送先はそのまま配り、未割当の配送先をこのトラックに積む場合は、先に本社へ戻って積み込む（稼働中ルートへの配送先追加と同じ前提）</w:t>
+      </w:r>
+    </w:p>
+    <w:p>
+      <w:pPr>
+        <w:pStyle w:val="ListParagraph"/>
+        <w:numPr>
+          <w:ilvl w:val="1"/>
+          <w:numId w:val="2"/>
+        </w:numPr>
+      </w:pPr>
+      <w:r>
+        <w:t xml:space="preserve">今いる場所は </w:t>
+      </w:r>
+      <w:r>
+        <w:rPr>
+          <w:rFonts w:ascii="Consolas" w:cs="Consolas" w:eastAsia="Consolas" w:hAnsi="Consolas"/>
+          <w:shd w:fill="EEF1F5" w:color="auto" w:val="clear"/>
+        </w:rPr>
+        <w:t xml:space="preserve">currentPosition.ts</w:t>
+      </w:r>
+      <w:r>
+        <w:t xml:space="preserve"> で決める（帰社済みなら本社 &gt; 最後に送られてきた位置 &gt; 最後に配達完了を押した配送先 &gt; 本社）。稼働中ルートの編集（5.7）と共通</w:t>
+      </w:r>
+    </w:p>
+    <w:p>
+      <w:pPr>
+        <w:pStyle w:val="ListParagraph"/>
+        <w:numPr>
+          <w:ilvl w:val="0"/>
+          <w:numId w:val="2"/>
+        </w:numPr>
+      </w:pPr>
+      <w:r>
         <w:t xml:space="preserve">同じ計算の中で、到着希望時刻に間に合わない配送先（</w:t>
       </w:r>
       <w:r>
@@ -13527,7 +13585,7 @@
         <w:t xml:space="preserve">src/lib/*.test.ts</w:t>
       </w:r>
       <w:r>
-        <w:t xml:space="preserve">）: 積載の判定（荷台寸法の検証・容積上限の計算・積載利用率を含む）、到着予定と昼休み、順番、複数便、AI提案の割当、定時超過の判定、ダッシュボードの帰社予定、CSVの読み取り、ドライバー用URLの有効期限、運行状況・受付状況・編集可能期間の判定</w:t>
+        <w:t xml:space="preserve">）: 積載の判定（荷台寸法の検証・容積上限の計算・積載利用率を含む）、到着予定と昼休み、順番、複数便、AI提案の割当、定時超過の判定（当日の出発済みトラック・時間指定の判定を含む）、出発済みトラックの今いる場所、ダッシュボードの帰社予定、CSVの読み取り、ドライバー用URLの有効期限、運行状況・受付状況・編集可能期間の判定</w:t>
       </w:r>
     </w:p>
     <w:p>

--- a/docs/仕様書.docx
+++ b/docs/仕様書.docx
@@ -5757,7 +5757,7 @@
         </w:numPr>
       </w:pPr>
       <w:r>
-        <w:t xml:space="preserve">1トラック1行。出発、各停車地、本社経由（積み込み）、帰社のマーカーを時間軸上に表示。表示範囲は8:00〜20:00で、昼休みの時間帯を斜線で示す</w:t>
+        <w:t xml:space="preserve">1トラック1行。出発、各停車地、帰社のマーカーを時間軸上に表示。表示範囲は8:00〜20:00で、昼休みの時間帯を斜線で示す</w:t>
       </w:r>
     </w:p>
     <w:p>
@@ -5781,7 +5781,7 @@
         </w:numPr>
       </w:pPr>
       <w:r>
-        <w:t xml:space="preserve">複数便のルートは、便ごとの区切りと本社経由を表示する</w:t>
+        <w:t xml:space="preserve">複数便のルートは、便ごとの区切りと本社経由（便の終わりに本社へ戻って積み込む）のマーカーを表示する。出発後に配送先を追加して本社に戻る場合は新しい便ができるため、本社経由はこのマーカーで表す（便が1つの行には本社経由のマーカーを出さない）</w:t>
       </w:r>
     </w:p>
     <w:p>
@@ -13800,7 +13800,7 @@
         </w:numPr>
       </w:pPr>
       <w:r>
-        <w:t xml:space="preserve">ガントチャートの停車地マーカーは予定時刻の位置に表示する（実績は帰社マーカーのみ反映）。「本社立寄り（積み込み・推定）」マーカーは到着予定から逆算する推定で、昼休みを考慮していない</w:t>
+        <w:t xml:space="preserve">ガントチャートの停車地マーカーは予定時刻の位置に表示する（実績は帰社マーカーのみ反映）</w:t>
       </w:r>
     </w:p>
     <w:p>

--- a/docs/仕様書.docx
+++ b/docs/仕様書.docx
@@ -3649,6 +3649,22 @@
                 <w:szCs w:val="18"/>
                 <w:shd w:fill="EEF1F5" w:color="auto" w:val="clear"/>
               </w:rPr>
+              <w:t xml:space="preserve">positionManual</w:t>
+            </w:r>
+            <w:r>
+              <w:rPr>
+                <w:sz w:val="18"/>
+                <w:szCs w:val="18"/>
+              </w:rPr>
+              <w:t xml:space="preserve">（位置を地図で手で指定したか）、</w:t>
+            </w:r>
+            <w:r>
+              <w:rPr>
+                <w:rFonts w:ascii="Consolas" w:cs="Consolas" w:eastAsia="Consolas" w:hAnsi="Consolas"/>
+                <w:sz w:val="18"/>
+                <w:szCs w:val="18"/>
+                <w:shd w:fill="EEF1F5" w:color="auto" w:val="clear"/>
+              </w:rPr>
               <w:t xml:space="preserve">city</w:t>
             </w:r>
           </w:p>
@@ -6660,6 +6676,82 @@
         </w:numPr>
       </w:pPr>
       <w:r>
+        <w:t xml:space="preserve">「編集」を押すとフォームまで戻り、地図に登録済みの位置のピンを出す</w:t>
+      </w:r>
+    </w:p>
+    <w:p>
+      <w:pPr>
+        <w:pStyle w:val="ListParagraph"/>
+        <w:numPr>
+          <w:ilvl w:val="1"/>
+          <w:numId w:val="2"/>
+        </w:numPr>
+      </w:pPr>
+      <w:r>
+        <w:t xml:space="preserve">位置の手直し: 地図のピンをドラッグするか地図をクリックすると、その位置で登録する（</w:t>
+      </w:r>
+      <w:r>
+        <w:rPr>
+          <w:rFonts w:ascii="Consolas" w:cs="Consolas" w:eastAsia="Consolas" w:hAnsi="Consolas"/>
+          <w:shd w:fill="EEF1F5" w:color="auto" w:val="clear"/>
+        </w:rPr>
+        <w:t xml:space="preserve">positionManual: true</w:t>
+      </w:r>
+      <w:r>
+        <w:t xml:space="preserve">、</w:t>
+      </w:r>
+      <w:r>
+        <w:rPr>
+          <w:rFonts w:ascii="Consolas" w:cs="Consolas" w:eastAsia="Consolas" w:hAnsi="Consolas"/>
+          <w:shd w:fill="EEF1F5" w:color="auto" w:val="clear"/>
+        </w:rPr>
+        <w:t xml:space="preserve">formattedAddress</w:t>
+      </w:r>
+      <w:r>
+        <w:t xml:space="preserve">は空）。日本の範囲外は拒否する（</w:t>
+      </w:r>
+      <w:r>
+        <w:rPr>
+          <w:rFonts w:ascii="Consolas" w:cs="Consolas" w:eastAsia="Consolas" w:hAnsi="Consolas"/>
+          <w:shd w:fill="EEF1F5" w:color="auto" w:val="clear"/>
+        </w:rPr>
+        <w:t xml:space="preserve">lib/locationPosition.ts</w:t>
+      </w:r>
+      <w:r>
+        <w:t xml:space="preserve">）。住所検索で見つからない住所も、地図で位置を指定すれば登録できる。名前・電話番号だけの変更では手で指定した位置を保つが、住所を書き換えて保存すると住所検索で決め直す（画面でも住所を書き換えた時点で指定を取り消す）</w:t>
+      </w:r>
+    </w:p>
+    <w:p>
+      <w:pPr>
+        <w:pStyle w:val="ListParagraph"/>
+        <w:numPr>
+          <w:ilvl w:val="1"/>
+          <w:numId w:val="2"/>
+        </w:numPr>
+      </w:pPr>
+      <w:r>
+        <w:t xml:space="preserve">位置が変わったら、その配送先を含む今日以降のまだ出発していないルートの到着予定を計算し直す（</w:t>
+      </w:r>
+      <w:r>
+        <w:rPr>
+          <w:rFonts w:ascii="Consolas" w:cs="Consolas" w:eastAsia="Consolas" w:hAnsi="Consolas"/>
+          <w:shd w:fill="EEF1F5" w:color="auto" w:val="clear"/>
+        </w:rPr>
+        <w:t xml:space="preserve">lib/recomputeRoutes.ts</w:t>
+      </w:r>
+      <w:r>
+        <w:t xml:space="preserve">、システム設定の移動時間を変えたときと同じ処理）</w:t>
+      </w:r>
+    </w:p>
+    <w:p>
+      <w:pPr>
+        <w:pStyle w:val="ListParagraph"/>
+        <w:numPr>
+          <w:ilvl w:val="1"/>
+          <w:numId w:val="2"/>
+        </w:numPr>
+      </w:pPr>
+      <w:r>
         <w:t xml:space="preserve">一覧の住所欄は入力した住所（</w:t>
       </w:r>
       <w:r>
@@ -6670,7 +6762,7 @@
         <w:t xml:space="preserve">address</w:t>
       </w:r>
       <w:r>
-        <w:t xml:space="preserve">）を表示する。住所検索で番地まで一致しなかった配送先は、「地図上の位置は『…』付近（番地まで特定できませんでした）」と添える（一致した名前に数字・丁目・番が無く、入力した住所と違う場合）。この配送先は地図上の位置が町・市の代表地点になり、距離・到着予定もその位置で計算される</w:t>
+        <w:t xml:space="preserve">）を表示する。住所検索で番地まで一致しなかった配送先は、「地図上の位置は『…』付近（番地まで特定できませんでした）」と添える（一致した名前に数字・丁目・番が無く、入力した住所と違う場合）。この配送先は地図上の位置が町・市の代表地点になり、距離・到着予定もその位置で計算される。地図で位置を指定した配送先には「位置は地図で指定」と添える</w:t>
       </w:r>
     </w:p>
     <w:p>
@@ -11367,7 +11459,39 @@
                 <w:sz w:val="18"/>
                 <w:szCs w:val="18"/>
               </w:rPr>
-              <w:t xml:space="preserve">配送先の一覧／登録（緯度経度を自動取得）</w:t>
+              <w:t xml:space="preserve">配送先の一覧／登録（緯度経度を自動取得。</w:t>
+            </w:r>
+            <w:r>
+              <w:rPr>
+                <w:rFonts w:ascii="Consolas" w:cs="Consolas" w:eastAsia="Consolas" w:hAnsi="Consolas"/>
+                <w:sz w:val="18"/>
+                <w:szCs w:val="18"/>
+                <w:shd w:fill="EEF1F5" w:color="auto" w:val="clear"/>
+              </w:rPr>
+              <w:t xml:space="preserve">lat</w:t>
+            </w:r>
+            <w:r>
+              <w:rPr>
+                <w:sz w:val="18"/>
+                <w:szCs w:val="18"/>
+              </w:rPr>
+              <w:t xml:space="preserve">・</w:t>
+            </w:r>
+            <w:r>
+              <w:rPr>
+                <w:rFonts w:ascii="Consolas" w:cs="Consolas" w:eastAsia="Consolas" w:hAnsi="Consolas"/>
+                <w:sz w:val="18"/>
+                <w:szCs w:val="18"/>
+                <w:shd w:fill="EEF1F5" w:color="auto" w:val="clear"/>
+              </w:rPr>
+              <w:t xml:space="preserve">lng</w:t>
+            </w:r>
+            <w:r>
+              <w:rPr>
+                <w:sz w:val="18"/>
+                <w:szCs w:val="18"/>
+              </w:rPr>
+              <w:t xml:space="preserve">を送ると地図で指定した位置で登録）</w:t>
             </w:r>
           </w:p>
         </w:tc>
@@ -11449,7 +11573,39 @@
                 <w:sz w:val="18"/>
                 <w:szCs w:val="18"/>
               </w:rPr>
-              <w:t xml:space="preserve">配送先の更新／削除</w:t>
+              <w:t xml:space="preserve">配送先の更新／削除（</w:t>
+            </w:r>
+            <w:r>
+              <w:rPr>
+                <w:rFonts w:ascii="Consolas" w:cs="Consolas" w:eastAsia="Consolas" w:hAnsi="Consolas"/>
+                <w:sz w:val="18"/>
+                <w:szCs w:val="18"/>
+                <w:shd w:fill="EEF1F5" w:color="auto" w:val="clear"/>
+              </w:rPr>
+              <w:t xml:space="preserve">lat</w:t>
+            </w:r>
+            <w:r>
+              <w:rPr>
+                <w:sz w:val="18"/>
+                <w:szCs w:val="18"/>
+              </w:rPr>
+              <w:t xml:space="preserve">・</w:t>
+            </w:r>
+            <w:r>
+              <w:rPr>
+                <w:rFonts w:ascii="Consolas" w:cs="Consolas" w:eastAsia="Consolas" w:hAnsi="Consolas"/>
+                <w:sz w:val="18"/>
+                <w:szCs w:val="18"/>
+                <w:shd w:fill="EEF1F5" w:color="auto" w:val="clear"/>
+              </w:rPr>
+              <w:t xml:space="preserve">lng</w:t>
+            </w:r>
+            <w:r>
+              <w:rPr>
+                <w:sz w:val="18"/>
+                <w:szCs w:val="18"/>
+              </w:rPr>
+              <w:t xml:space="preserve">で位置の手直し。位置が変わると関係するルートの到着予定を計算し直す）</w:t>
             </w:r>
           </w:p>
         </w:tc>
@@ -13884,7 +14040,7 @@
         </w:numPr>
       </w:pPr>
       <w:r>
-        <w:t xml:space="preserve">住所検索で番地まで一致しなかった配送先は、地図上の位置が町・市の代表地点になり、距離・到着予定もその位置で計算される（配送先一覧で注記を表示。番地まで一致する書き方に直すと改善する）</w:t>
+        <w:t xml:space="preserve">住所検索で番地まで一致しなかった配送先は、地図上の位置が町・市の代表地点になり、距離・到着予定もその位置で計算される（配送先一覧で注記を表示。番地まで一致する書き方に直すか、配送先管理の地図で位置を直す）</w:t>
       </w:r>
     </w:p>
     <w:p>

--- a/docs/仕様書.docx
+++ b/docs/仕様書.docx
@@ -5797,7 +5797,7 @@
         </w:numPr>
       </w:pPr>
       <w:r>
-        <w:t xml:space="preserve">複数便のルートは、便ごとの区切りと本社経由（便の終わりに本社へ戻って積み込む）のマーカーを表示する。出発後に配送先を追加して本社に戻る場合は新しい便ができるため、本社経由はこのマーカーで表す（便が1つの行には本社経由のマーカーを出さない）</w:t>
+        <w:t xml:space="preserve">複数便のルートは、便ごとの区切りと本社経由（便の終わりに本社へ戻って積み込む）のマーカーを表示する。出発後に配送先を追加して本社に戻る場合は新しい便ができるため、本社経由はこのマーカーで表す（便が1つの行には本社経由のマーカーを出さない）。配送先のある便が2つ以上の行には、トラック名の下に「本社経由あり」バッジを出す（ホバーで「1日○便」。配送先のない空の便は数えない）</w:t>
       </w:r>
     </w:p>
     <w:p>

--- a/docs/仕様書.docx
+++ b/docs/仕様書.docx
@@ -6410,6 +6410,38 @@
         </w:numPr>
       </w:pPr>
       <w:r>
+        <w:t xml:space="preserve">配送先のない空の便（「＋便を追加」した直後や、配送先を未割当に戻した後に残る便）は、ドライバー画面に出さず、開始もできない（APIも400）。運送開始で進行中にするのは配送先のある最初の便。「前の便が完了しているか」・帰社記録を同期する「最後の便」も、配送先のある便だけで判定する（</w:t>
+      </w:r>
+      <w:r>
+        <w:rPr>
+          <w:rFonts w:ascii="Consolas" w:cs="Consolas" w:eastAsia="Consolas" w:hAnsi="Consolas"/>
+          <w:shd w:fill="EEF1F5" w:color="auto" w:val="clear"/>
+        </w:rPr>
+        <w:t xml:space="preserve">tripsWithStops</w:t>
+      </w:r>
+      <w:r>
+        <w:t xml:space="preserve">、</w:t>
+      </w:r>
+      <w:r>
+        <w:rPr>
+          <w:rFonts w:ascii="Consolas" w:cs="Consolas" w:eastAsia="Consolas" w:hAnsi="Consolas"/>
+          <w:shd w:fill="EEF1F5" w:color="auto" w:val="clear"/>
+        </w:rPr>
+        <w:t xml:space="preserve">lib/tripPlanning.ts</w:t>
+      </w:r>
+      <w:r>
+        <w:t xml:space="preserve">）。配送計画一覧のガントチャートも空の便は描かない</w:t>
+      </w:r>
+    </w:p>
+    <w:p>
+      <w:pPr>
+        <w:pStyle w:val="ListParagraph"/>
+        <w:numPr>
+          <w:ilvl w:val="0"/>
+          <w:numId w:val="2"/>
+        </w:numPr>
+      </w:pPr>
+      <w:r>
         <w:t xml:space="preserve">「運送開始」、すべての配送先が完了した後の「帰社」</w:t>
       </w:r>
     </w:p>

--- a/docs/仕様書.docx
+++ b/docs/仕様書.docx
@@ -6268,7 +6268,7 @@
         <w:spacing w:after="120"/>
       </w:pPr>
       <w:r>
-        <w:t xml:space="preserve">当日から先行登録可能日数分の各日について、容積の使用率（80%以上で注意）と、容積超過・定時超過の見込みを一覧で表示する。判定は荷物受付と同じ。</w:t>
+        <w:t xml:space="preserve">当日から先行登録可能日数分の各日について、容積の使用率（80%以上で注意）と、容積超過・定時超過の見込み、時間指定に間に合わない見込みの配送先（件数と配送先名・指定時刻）を一覧で表示する。判定は荷物受付と同じ。サイドバーの赤い件数バッジは、容積超過の日と、定時超過または時間指定に間に合わない見込みがある日を数える。</w:t>
       </w:r>
     </w:p>
     <w:p>
